--- a/manual/01_inicio_control_versiones.docx
+++ b/manual/01_inicio_control_versiones.docx
@@ -2,12 +2,1635 @@
 <file path=word/document.xml><?xml version="1.0" encoding="utf-8"?>
 <w:document xmlns:wpc="http://schemas.microsoft.com/office/word/2010/wordprocessingCanvas" xmlns:cx="http://schemas.microsoft.com/office/drawing/2014/chartex" xmlns:cx1="http://schemas.microsoft.com/office/drawing/2015/9/8/chartex" xmlns:cx2="http://schemas.microsoft.com/office/drawing/2015/10/21/chartex" xmlns:cx3="http://schemas.microsoft.com/office/drawing/2016/5/9/chartex" xmlns:cx4="http://schemas.microsoft.com/office/drawing/2016/5/10/chartex" xmlns:cx5="http://schemas.microsoft.com/office/drawing/2016/5/11/chartex" xmlns:cx6="http://schemas.microsoft.com/office/drawing/2016/5/12/chartex" xmlns:cx7="http://schemas.microsoft.com/office/drawing/2016/5/13/chartex" xmlns:cx8="http://schemas.microsoft.com/office/drawing/2016/5/14/chartex" xmlns:mc="http://schemas.openxmlformats.org/markup-compatibility/2006" xmlns:aink="http://schemas.microsoft.com/office/drawing/2016/ink" xmlns:am3d="http://schemas.microsoft.com/office/drawing/2017/model3d" xmlns:o="urn:schemas-microsoft-com:office:office" xmlns:oel="http://schemas.microsoft.com/office/2019/extlst" xmlns:r="http://schemas.openxmlformats.org/officeDocument/2006/relationships" xmlns:m="http://schemas.openxmlformats.org/officeDocument/2006/math" xmlns:v="urn:schemas-microsoft-com:vml" xmlns:wp14="http://schemas.microsoft.com/office/word/2010/wordprocessingDrawing" xmlns:wp="http://schemas.openxmlformats.org/drawingml/2006/wordprocessingDrawing" xmlns:w10="urn:schemas-microsoft-com:office:word" xmlns:w="http://schemas.openxmlformats.org/wordprocessingml/2006/main" xmlns:w14="http://schemas.microsoft.com/office/word/2010/wordml" xmlns:w15="http://schemas.microsoft.com/office/word/2012/wordml" xmlns:w16cex="http://schemas.microsoft.com/office/word/2018/wordml/cex" xmlns:w16cid="http://schemas.microsoft.com/office/word/2016/wordml/cid" xmlns:w16="http://schemas.microsoft.com/office/word/2018/wordml" xmlns:w16du="http://schemas.microsoft.com/office/word/2023/wordml/word16du" xmlns:w16sdtdh="http://schemas.microsoft.com/office/word/2020/wordml/sdtdatahash" xmlns:w16sdtfl="http://schemas.microsoft.com/office/word/2024/wordml/sdtformatlock" xmlns:w16se="http://schemas.microsoft.com/office/word/2015/wordml/symex" xmlns:wpg="http://schemas.microsoft.com/office/word/2010/wordprocessingGroup" xmlns:wpi="http://schemas.microsoft.com/office/word/2010/wordprocessingInk" xmlns:wne="http://schemas.microsoft.com/office/word/2006/wordml" xmlns:wps="http://schemas.microsoft.com/office/word/2010/wordprocessingShape" mc:Ignorable="w14 w15 w16se w16cid w16 w16cex w16sdtdh w16sdtfl w16du wp14">
   <w:body>
+    <w:p/>
     <w:p>
-      <w:r>
-        <w:t>01_inicio_control_versiones</w:t>
+      <w:pPr>
+        <w:jc w:val="both"/>
+        <w:rPr>
+          <w:rFonts w:ascii="Arial" w:hAnsi="Arial" w:cs="Arial"/>
+          <w:b/>
+          <w:bCs/>
+          <w:sz w:val="22"/>
+          <w:szCs w:val="22"/>
+        </w:rPr>
+      </w:pPr>
+      <w:r>
+        <w:rPr>
+          <w:rFonts w:ascii="Arial" w:hAnsi="Arial" w:cs="Arial"/>
+          <w:b/>
+          <w:bCs/>
+          <w:sz w:val="22"/>
+          <w:szCs w:val="22"/>
+        </w:rPr>
+        <w:t>Capítulo 1: Inicio y control de versiones</w:t>
       </w:r>
     </w:p>
-    <w:p/>
+    <w:p>
+      <w:pPr>
+        <w:jc w:val="both"/>
+        <w:rPr>
+          <w:rFonts w:ascii="Arial" w:hAnsi="Arial" w:cs="Arial"/>
+          <w:b/>
+          <w:bCs/>
+          <w:sz w:val="22"/>
+          <w:szCs w:val="22"/>
+        </w:rPr>
+      </w:pPr>
+      <w:r>
+        <w:rPr>
+          <w:rFonts w:ascii="Arial" w:hAnsi="Arial" w:cs="Arial"/>
+          <w:b/>
+          <w:bCs/>
+          <w:sz w:val="22"/>
+          <w:szCs w:val="22"/>
+        </w:rPr>
+        <w:t>Introducción</w:t>
+      </w:r>
+    </w:p>
+    <w:p>
+      <w:pPr>
+        <w:jc w:val="both"/>
+        <w:rPr>
+          <w:rFonts w:ascii="Arial" w:hAnsi="Arial" w:cs="Arial"/>
+          <w:b/>
+          <w:bCs/>
+          <w:sz w:val="22"/>
+          <w:szCs w:val="22"/>
+        </w:rPr>
+      </w:pPr>
+      <w:r>
+        <w:rPr>
+          <w:rFonts w:ascii="Arial" w:hAnsi="Arial" w:cs="Arial"/>
+          <w:b/>
+          <w:bCs/>
+          <w:sz w:val="22"/>
+          <w:szCs w:val="22"/>
+        </w:rPr>
+        <w:t>1.1 ¿Qué es el control de versiones y por qué se necesita?</w:t>
+      </w:r>
+    </w:p>
+    <w:p>
+      <w:pPr>
+        <w:jc w:val="both"/>
+        <w:rPr>
+          <w:rFonts w:ascii="Arial" w:hAnsi="Arial" w:cs="Arial"/>
+          <w:sz w:val="22"/>
+          <w:szCs w:val="22"/>
+        </w:rPr>
+      </w:pPr>
+      <w:r>
+        <w:rPr>
+          <w:rFonts w:ascii="Arial" w:hAnsi="Arial" w:cs="Arial"/>
+          <w:sz w:val="22"/>
+          <w:szCs w:val="22"/>
+        </w:rPr>
+        <w:t>Un sistema de control de versiones registra los cambios hechos sobre un conjunto de archivos a lo largo del tiempo, de modo que se puedan recuperar versiones anteriores. Sin él, es común terminar con copias como informe_final_v2_definitivo.docx, lo que genera confusión sobre cuál es la versión vigente.</w:t>
+      </w:r>
+    </w:p>
+    <w:p>
+      <w:pPr>
+        <w:jc w:val="both"/>
+        <w:rPr>
+          <w:rFonts w:ascii="Arial" w:hAnsi="Arial" w:cs="Arial"/>
+          <w:sz w:val="22"/>
+          <w:szCs w:val="22"/>
+        </w:rPr>
+      </w:pPr>
+      <w:r>
+        <w:rPr>
+          <w:rFonts w:ascii="Arial" w:hAnsi="Arial" w:cs="Arial"/>
+          <w:sz w:val="22"/>
+          <w:szCs w:val="22"/>
+        </w:rPr>
+        <w:t>Sus aportes principales son:</w:t>
+      </w:r>
+    </w:p>
+    <w:p>
+      <w:pPr>
+        <w:numPr>
+          <w:ilvl w:val="0"/>
+          <w:numId w:val="1"/>
+        </w:numPr>
+        <w:jc w:val="both"/>
+        <w:rPr>
+          <w:rFonts w:ascii="Arial" w:hAnsi="Arial" w:cs="Arial"/>
+          <w:sz w:val="22"/>
+          <w:szCs w:val="22"/>
+        </w:rPr>
+      </w:pPr>
+      <w:r>
+        <w:rPr>
+          <w:rFonts w:ascii="Arial" w:hAnsi="Arial" w:cs="Arial"/>
+          <w:b/>
+          <w:bCs/>
+          <w:sz w:val="22"/>
+          <w:szCs w:val="22"/>
+        </w:rPr>
+        <w:t>Historial:</w:t>
+      </w:r>
+      <w:r>
+        <w:rPr>
+          <w:rFonts w:ascii="Arial" w:hAnsi="Arial" w:cs="Arial"/>
+          <w:sz w:val="22"/>
+          <w:szCs w:val="22"/>
+        </w:rPr>
+        <w:t xml:space="preserve"> cada cambio queda registrado con su fecha, su autor y una descripción.</w:t>
+      </w:r>
+    </w:p>
+    <w:p>
+      <w:pPr>
+        <w:numPr>
+          <w:ilvl w:val="0"/>
+          <w:numId w:val="1"/>
+        </w:numPr>
+        <w:jc w:val="both"/>
+        <w:rPr>
+          <w:rFonts w:ascii="Arial" w:hAnsi="Arial" w:cs="Arial"/>
+          <w:sz w:val="22"/>
+          <w:szCs w:val="22"/>
+        </w:rPr>
+      </w:pPr>
+      <w:r>
+        <w:rPr>
+          <w:rFonts w:ascii="Arial" w:hAnsi="Arial" w:cs="Arial"/>
+          <w:b/>
+          <w:bCs/>
+          <w:sz w:val="22"/>
+          <w:szCs w:val="22"/>
+        </w:rPr>
+        <w:t>Trazabilidad:</w:t>
+      </w:r>
+      <w:r>
+        <w:rPr>
+          <w:rFonts w:ascii="Arial" w:hAnsi="Arial" w:cs="Arial"/>
+          <w:sz w:val="22"/>
+          <w:szCs w:val="22"/>
+        </w:rPr>
+        <w:t xml:space="preserve"> se puede saber quién modificó qué y por qué, lo que facilita revisar y auditar el trabajo.</w:t>
+      </w:r>
+    </w:p>
+    <w:p>
+      <w:pPr>
+        <w:numPr>
+          <w:ilvl w:val="0"/>
+          <w:numId w:val="1"/>
+        </w:numPr>
+        <w:jc w:val="both"/>
+        <w:rPr>
+          <w:rFonts w:ascii="Arial" w:hAnsi="Arial" w:cs="Arial"/>
+          <w:sz w:val="22"/>
+          <w:szCs w:val="22"/>
+        </w:rPr>
+      </w:pPr>
+      <w:r>
+        <w:rPr>
+          <w:rFonts w:ascii="Arial" w:hAnsi="Arial" w:cs="Arial"/>
+          <w:b/>
+          <w:bCs/>
+          <w:sz w:val="22"/>
+          <w:szCs w:val="22"/>
+        </w:rPr>
+        <w:t>Reversión de errores:</w:t>
+      </w:r>
+      <w:r>
+        <w:rPr>
+          <w:rFonts w:ascii="Arial" w:hAnsi="Arial" w:cs="Arial"/>
+          <w:sz w:val="22"/>
+          <w:szCs w:val="22"/>
+        </w:rPr>
+        <w:t xml:space="preserve"> si un cambio daña el proyecto, se puede volver a un estado anterior que funcionaba.</w:t>
+      </w:r>
+    </w:p>
+    <w:p>
+      <w:pPr>
+        <w:numPr>
+          <w:ilvl w:val="0"/>
+          <w:numId w:val="1"/>
+        </w:numPr>
+        <w:rPr>
+          <w:rFonts w:ascii="Arial" w:hAnsi="Arial" w:cs="Arial"/>
+          <w:sz w:val="22"/>
+          <w:szCs w:val="22"/>
+        </w:rPr>
+      </w:pPr>
+      <w:r>
+        <w:rPr>
+          <w:rFonts w:ascii="Arial" w:hAnsi="Arial" w:cs="Arial"/>
+          <w:b/>
+          <w:bCs/>
+          <w:sz w:val="22"/>
+          <w:szCs w:val="22"/>
+        </w:rPr>
+        <w:t>Colaboración:</w:t>
+      </w:r>
+      <w:r>
+        <w:rPr>
+          <w:rFonts w:ascii="Arial" w:hAnsi="Arial" w:cs="Arial"/>
+          <w:sz w:val="22"/>
+          <w:szCs w:val="22"/>
+        </w:rPr>
+        <w:t xml:space="preserve"> varias personas pueden trabajar sobre el mismo proyecto sin sobrescribirse el trabajo.</w:t>
+      </w:r>
+      <w:r>
+        <w:rPr>
+          <w:rFonts w:ascii="Arial" w:hAnsi="Arial" w:cs="Arial"/>
+          <w:sz w:val="22"/>
+          <w:szCs w:val="22"/>
+        </w:rPr>
+        <w:br/>
+      </w:r>
+    </w:p>
+    <w:p>
+      <w:pPr>
+        <w:jc w:val="center"/>
+        <w:rPr>
+          <w:rFonts w:ascii="Arial" w:hAnsi="Arial" w:cs="Arial"/>
+          <w:b/>
+          <w:bCs/>
+          <w:sz w:val="22"/>
+          <w:szCs w:val="22"/>
+        </w:rPr>
+      </w:pPr>
+      <w:r>
+        <w:rPr>
+          <w:rFonts w:ascii="Arial" w:hAnsi="Arial" w:cs="Arial"/>
+          <w:b/>
+          <w:bCs/>
+          <w:sz w:val="22"/>
+          <w:szCs w:val="22"/>
+        </w:rPr>
+        <w:t>1.2 Tipos de sistemas de control de versiones</w:t>
+      </w:r>
+    </w:p>
+    <w:tbl>
+      <w:tblPr>
+        <w:tblW w:w="0" w:type="auto"/>
+        <w:tblCellSpacing w:w="15" w:type="dxa"/>
+        <w:tblCellMar>
+          <w:top w:w="15" w:type="dxa"/>
+          <w:left w:w="15" w:type="dxa"/>
+          <w:bottom w:w="15" w:type="dxa"/>
+          <w:right w:w="15" w:type="dxa"/>
+        </w:tblCellMar>
+        <w:tblLook w:val="04A0" w:firstRow="1" w:lastRow="0" w:firstColumn="1" w:lastColumn="0" w:noHBand="0" w:noVBand="1"/>
+      </w:tblPr>
+      <w:tblGrid>
+        <w:gridCol w:w="1396"/>
+        <w:gridCol w:w="3458"/>
+        <w:gridCol w:w="3984"/>
+      </w:tblGrid>
+      <w:tr>
+        <w:trPr>
+          <w:tblHeader/>
+          <w:tblCellSpacing w:w="15" w:type="dxa"/>
+        </w:trPr>
+        <w:tc>
+          <w:tcPr>
+            <w:tcW w:w="0" w:type="auto"/>
+            <w:vAlign w:val="center"/>
+            <w:hideMark/>
+          </w:tcPr>
+          <w:p>
+            <w:pPr>
+              <w:jc w:val="center"/>
+              <w:rPr>
+                <w:rFonts w:ascii="Arial" w:hAnsi="Arial" w:cs="Arial"/>
+                <w:b/>
+                <w:bCs/>
+                <w:sz w:val="22"/>
+                <w:szCs w:val="22"/>
+              </w:rPr>
+            </w:pPr>
+            <w:r>
+              <w:rPr>
+                <w:rFonts w:ascii="Arial" w:hAnsi="Arial" w:cs="Arial"/>
+                <w:b/>
+                <w:bCs/>
+                <w:sz w:val="22"/>
+                <w:szCs w:val="22"/>
+              </w:rPr>
+              <w:t>Tipo</w:t>
+            </w:r>
+          </w:p>
+        </w:tc>
+        <w:tc>
+          <w:tcPr>
+            <w:tcW w:w="0" w:type="auto"/>
+            <w:vAlign w:val="center"/>
+            <w:hideMark/>
+          </w:tcPr>
+          <w:p>
+            <w:pPr>
+              <w:jc w:val="center"/>
+              <w:rPr>
+                <w:rFonts w:ascii="Arial" w:hAnsi="Arial" w:cs="Arial"/>
+                <w:b/>
+                <w:bCs/>
+                <w:sz w:val="22"/>
+                <w:szCs w:val="22"/>
+              </w:rPr>
+            </w:pPr>
+            <w:r>
+              <w:rPr>
+                <w:rFonts w:ascii="Arial" w:hAnsi="Arial" w:cs="Arial"/>
+                <w:b/>
+                <w:bCs/>
+                <w:sz w:val="22"/>
+                <w:szCs w:val="22"/>
+              </w:rPr>
+              <w:t>Cómo funciona</w:t>
+            </w:r>
+          </w:p>
+        </w:tc>
+        <w:tc>
+          <w:tcPr>
+            <w:tcW w:w="0" w:type="auto"/>
+            <w:vAlign w:val="center"/>
+            <w:hideMark/>
+          </w:tcPr>
+          <w:p>
+            <w:pPr>
+              <w:jc w:val="center"/>
+              <w:rPr>
+                <w:rFonts w:ascii="Arial" w:hAnsi="Arial" w:cs="Arial"/>
+                <w:b/>
+                <w:bCs/>
+                <w:sz w:val="22"/>
+                <w:szCs w:val="22"/>
+              </w:rPr>
+            </w:pPr>
+            <w:r>
+              <w:rPr>
+                <w:rFonts w:ascii="Arial" w:hAnsi="Arial" w:cs="Arial"/>
+                <w:b/>
+                <w:bCs/>
+                <w:sz w:val="22"/>
+                <w:szCs w:val="22"/>
+              </w:rPr>
+              <w:t>Limitación o ventaja</w:t>
+            </w:r>
+          </w:p>
+        </w:tc>
+      </w:tr>
+      <w:tr>
+        <w:trPr>
+          <w:tblCellSpacing w:w="15" w:type="dxa"/>
+        </w:trPr>
+        <w:tc>
+          <w:tcPr>
+            <w:tcW w:w="0" w:type="auto"/>
+            <w:vAlign w:val="center"/>
+            <w:hideMark/>
+          </w:tcPr>
+          <w:p>
+            <w:pPr>
+              <w:jc w:val="center"/>
+              <w:rPr>
+                <w:rFonts w:ascii="Arial" w:hAnsi="Arial" w:cs="Arial"/>
+                <w:sz w:val="22"/>
+                <w:szCs w:val="22"/>
+              </w:rPr>
+            </w:pPr>
+            <w:r>
+              <w:rPr>
+                <w:rFonts w:ascii="Arial" w:hAnsi="Arial" w:cs="Arial"/>
+                <w:b/>
+                <w:bCs/>
+                <w:sz w:val="22"/>
+                <w:szCs w:val="22"/>
+              </w:rPr>
+              <w:t>Local</w:t>
+            </w:r>
+          </w:p>
+        </w:tc>
+        <w:tc>
+          <w:tcPr>
+            <w:tcW w:w="0" w:type="auto"/>
+            <w:vAlign w:val="center"/>
+            <w:hideMark/>
+          </w:tcPr>
+          <w:p>
+            <w:pPr>
+              <w:jc w:val="center"/>
+              <w:rPr>
+                <w:rFonts w:ascii="Arial" w:hAnsi="Arial" w:cs="Arial"/>
+                <w:sz w:val="22"/>
+                <w:szCs w:val="22"/>
+              </w:rPr>
+            </w:pPr>
+            <w:r>
+              <w:rPr>
+                <w:rFonts w:ascii="Arial" w:hAnsi="Arial" w:cs="Arial"/>
+                <w:sz w:val="22"/>
+                <w:szCs w:val="22"/>
+              </w:rPr>
+              <w:t>Guarda las versiones en una base de datos dentro del mismo computador</w:t>
+            </w:r>
+          </w:p>
+        </w:tc>
+        <w:tc>
+          <w:tcPr>
+            <w:tcW w:w="0" w:type="auto"/>
+            <w:vAlign w:val="center"/>
+            <w:hideMark/>
+          </w:tcPr>
+          <w:p>
+            <w:pPr>
+              <w:jc w:val="center"/>
+              <w:rPr>
+                <w:rFonts w:ascii="Arial" w:hAnsi="Arial" w:cs="Arial"/>
+                <w:sz w:val="22"/>
+                <w:szCs w:val="22"/>
+              </w:rPr>
+            </w:pPr>
+            <w:r>
+              <w:rPr>
+                <w:rFonts w:ascii="Arial" w:hAnsi="Arial" w:cs="Arial"/>
+                <w:sz w:val="22"/>
+                <w:szCs w:val="22"/>
+              </w:rPr>
+              <w:t>Simple, pero no permite colaborar y todo depende de un único equipo</w:t>
+            </w:r>
+          </w:p>
+        </w:tc>
+      </w:tr>
+      <w:tr>
+        <w:trPr>
+          <w:tblCellSpacing w:w="15" w:type="dxa"/>
+        </w:trPr>
+        <w:tc>
+          <w:tcPr>
+            <w:tcW w:w="0" w:type="auto"/>
+            <w:vAlign w:val="center"/>
+            <w:hideMark/>
+          </w:tcPr>
+          <w:p>
+            <w:pPr>
+              <w:jc w:val="center"/>
+              <w:rPr>
+                <w:rFonts w:ascii="Arial" w:hAnsi="Arial" w:cs="Arial"/>
+                <w:sz w:val="22"/>
+                <w:szCs w:val="22"/>
+              </w:rPr>
+            </w:pPr>
+            <w:r>
+              <w:rPr>
+                <w:rFonts w:ascii="Arial" w:hAnsi="Arial" w:cs="Arial"/>
+                <w:b/>
+                <w:bCs/>
+                <w:sz w:val="22"/>
+                <w:szCs w:val="22"/>
+              </w:rPr>
+              <w:t>Centralizado</w:t>
+            </w:r>
+          </w:p>
+        </w:tc>
+        <w:tc>
+          <w:tcPr>
+            <w:tcW w:w="0" w:type="auto"/>
+            <w:vAlign w:val="center"/>
+            <w:hideMark/>
+          </w:tcPr>
+          <w:p>
+            <w:pPr>
+              <w:jc w:val="center"/>
+              <w:rPr>
+                <w:rFonts w:ascii="Arial" w:hAnsi="Arial" w:cs="Arial"/>
+                <w:sz w:val="22"/>
+                <w:szCs w:val="22"/>
+              </w:rPr>
+            </w:pPr>
+            <w:r>
+              <w:rPr>
+                <w:rFonts w:ascii="Arial" w:hAnsi="Arial" w:cs="Arial"/>
+                <w:sz w:val="22"/>
+                <w:szCs w:val="22"/>
+              </w:rPr>
+              <w:t>Un servidor central guarda el historial y los usuarios descargan los archivos desde allí</w:t>
+            </w:r>
+          </w:p>
+        </w:tc>
+        <w:tc>
+          <w:tcPr>
+            <w:tcW w:w="0" w:type="auto"/>
+            <w:vAlign w:val="center"/>
+            <w:hideMark/>
+          </w:tcPr>
+          <w:p>
+            <w:pPr>
+              <w:jc w:val="center"/>
+              <w:rPr>
+                <w:rFonts w:ascii="Arial" w:hAnsi="Arial" w:cs="Arial"/>
+                <w:sz w:val="22"/>
+                <w:szCs w:val="22"/>
+              </w:rPr>
+            </w:pPr>
+            <w:r>
+              <w:rPr>
+                <w:rFonts w:ascii="Arial" w:hAnsi="Arial" w:cs="Arial"/>
+                <w:sz w:val="22"/>
+                <w:szCs w:val="22"/>
+              </w:rPr>
+              <w:t>Facilita la colaboración, pero si el servidor falla se pierde el acceso al historial (punto único de fallo)</w:t>
+            </w:r>
+          </w:p>
+        </w:tc>
+      </w:tr>
+      <w:tr>
+        <w:trPr>
+          <w:tblCellSpacing w:w="15" w:type="dxa"/>
+        </w:trPr>
+        <w:tc>
+          <w:tcPr>
+            <w:tcW w:w="0" w:type="auto"/>
+            <w:vAlign w:val="center"/>
+            <w:hideMark/>
+          </w:tcPr>
+          <w:p>
+            <w:pPr>
+              <w:jc w:val="center"/>
+              <w:rPr>
+                <w:rFonts w:ascii="Arial" w:hAnsi="Arial" w:cs="Arial"/>
+                <w:sz w:val="22"/>
+                <w:szCs w:val="22"/>
+              </w:rPr>
+            </w:pPr>
+            <w:r>
+              <w:rPr>
+                <w:rFonts w:ascii="Arial" w:hAnsi="Arial" w:cs="Arial"/>
+                <w:b/>
+                <w:bCs/>
+                <w:sz w:val="22"/>
+                <w:szCs w:val="22"/>
+              </w:rPr>
+              <w:t>Distribuido</w:t>
+            </w:r>
+          </w:p>
+        </w:tc>
+        <w:tc>
+          <w:tcPr>
+            <w:tcW w:w="0" w:type="auto"/>
+            <w:vAlign w:val="center"/>
+            <w:hideMark/>
+          </w:tcPr>
+          <w:p>
+            <w:pPr>
+              <w:jc w:val="center"/>
+              <w:rPr>
+                <w:rFonts w:ascii="Arial" w:hAnsi="Arial" w:cs="Arial"/>
+                <w:sz w:val="22"/>
+                <w:szCs w:val="22"/>
+              </w:rPr>
+            </w:pPr>
+            <w:r>
+              <w:rPr>
+                <w:rFonts w:ascii="Arial" w:hAnsi="Arial" w:cs="Arial"/>
+                <w:sz w:val="22"/>
+                <w:szCs w:val="22"/>
+              </w:rPr>
+              <w:t>Cada usuario clona el repositorio completo, con todo su historial</w:t>
+            </w:r>
+          </w:p>
+        </w:tc>
+        <w:tc>
+          <w:tcPr>
+            <w:tcW w:w="0" w:type="auto"/>
+            <w:vAlign w:val="center"/>
+            <w:hideMark/>
+          </w:tcPr>
+          <w:p>
+            <w:pPr>
+              <w:jc w:val="center"/>
+              <w:rPr>
+                <w:rFonts w:ascii="Arial" w:hAnsi="Arial" w:cs="Arial"/>
+                <w:sz w:val="22"/>
+                <w:szCs w:val="22"/>
+              </w:rPr>
+            </w:pPr>
+            <w:r>
+              <w:rPr>
+                <w:rFonts w:ascii="Arial" w:hAnsi="Arial" w:cs="Arial"/>
+                <w:sz w:val="22"/>
+                <w:szCs w:val="22"/>
+              </w:rPr>
+              <w:t>Permite trabajar sin conexión y cualquier copia puede restaurar al servidor</w:t>
+            </w:r>
+          </w:p>
+        </w:tc>
+      </w:tr>
+    </w:tbl>
+    <w:p>
+      <w:pPr>
+        <w:jc w:val="both"/>
+        <w:rPr>
+          <w:rFonts w:ascii="Arial" w:hAnsi="Arial" w:cs="Arial"/>
+          <w:sz w:val="22"/>
+          <w:szCs w:val="22"/>
+        </w:rPr>
+      </w:pPr>
+      <w:r>
+        <w:rPr>
+          <w:rFonts w:ascii="Arial" w:hAnsi="Arial" w:cs="Arial"/>
+          <w:sz w:val="22"/>
+          <w:szCs w:val="22"/>
+        </w:rPr>
+        <w:br/>
+      </w:r>
+    </w:p>
+    <w:p>
+      <w:pPr>
+        <w:jc w:val="both"/>
+        <w:rPr>
+          <w:rFonts w:ascii="Arial" w:hAnsi="Arial" w:cs="Arial"/>
+          <w:sz w:val="22"/>
+          <w:szCs w:val="22"/>
+        </w:rPr>
+      </w:pPr>
+    </w:p>
+    <w:p>
+      <w:pPr>
+        <w:jc w:val="both"/>
+        <w:rPr>
+          <w:rFonts w:ascii="Arial" w:hAnsi="Arial" w:cs="Arial"/>
+          <w:sz w:val="22"/>
+          <w:szCs w:val="22"/>
+        </w:rPr>
+      </w:pPr>
+    </w:p>
+    <w:p>
+      <w:pPr>
+        <w:jc w:val="both"/>
+        <w:rPr>
+          <w:rFonts w:ascii="Arial" w:hAnsi="Arial" w:cs="Arial"/>
+          <w:sz w:val="22"/>
+          <w:szCs w:val="22"/>
+        </w:rPr>
+      </w:pPr>
+    </w:p>
+    <w:p>
+      <w:pPr>
+        <w:jc w:val="both"/>
+        <w:rPr>
+          <w:rFonts w:ascii="Arial" w:hAnsi="Arial" w:cs="Arial"/>
+          <w:b/>
+          <w:bCs/>
+          <w:sz w:val="22"/>
+          <w:szCs w:val="22"/>
+        </w:rPr>
+      </w:pPr>
+      <w:r>
+        <w:rPr>
+          <w:rFonts w:ascii="Arial" w:hAnsi="Arial" w:cs="Arial"/>
+          <w:b/>
+          <w:bCs/>
+          <w:sz w:val="22"/>
+          <w:szCs w:val="22"/>
+        </w:rPr>
+        <w:lastRenderedPageBreak/>
+        <w:t>1.3 ¿Qué es Git?</w:t>
+      </w:r>
+    </w:p>
+    <w:p>
+      <w:pPr>
+        <w:jc w:val="both"/>
+        <w:rPr>
+          <w:rFonts w:ascii="Arial" w:hAnsi="Arial" w:cs="Arial"/>
+          <w:sz w:val="22"/>
+          <w:szCs w:val="22"/>
+        </w:rPr>
+      </w:pPr>
+      <w:r>
+        <w:rPr>
+          <w:rFonts w:ascii="Arial" w:hAnsi="Arial" w:cs="Arial"/>
+          <w:sz w:val="22"/>
+          <w:szCs w:val="22"/>
+        </w:rPr>
+        <w:t xml:space="preserve">Git es un sistema de control de versiones distribuido y de código abierto, creado por Linus Torvalds. </w:t>
+      </w:r>
+      <w:r>
+        <w:rPr>
+          <w:rFonts w:ascii="Arial" w:hAnsi="Arial" w:cs="Arial"/>
+          <w:sz w:val="22"/>
+          <w:szCs w:val="22"/>
+        </w:rPr>
+        <w:t>Git pertenece al grupo de los sistemas distribuidos.</w:t>
+      </w:r>
+    </w:p>
+    <w:p>
+      <w:pPr>
+        <w:jc w:val="both"/>
+        <w:rPr>
+          <w:rFonts w:ascii="Arial" w:hAnsi="Arial" w:cs="Arial"/>
+          <w:sz w:val="22"/>
+          <w:szCs w:val="22"/>
+        </w:rPr>
+      </w:pPr>
+      <w:r>
+        <w:rPr>
+          <w:rFonts w:ascii="Arial" w:hAnsi="Arial" w:cs="Arial"/>
+          <w:sz w:val="22"/>
+          <w:szCs w:val="22"/>
+        </w:rPr>
+        <w:t>Sus características más relevantes son:</w:t>
+      </w:r>
+    </w:p>
+    <w:p>
+      <w:pPr>
+        <w:numPr>
+          <w:ilvl w:val="0"/>
+          <w:numId w:val="2"/>
+        </w:numPr>
+        <w:jc w:val="both"/>
+        <w:rPr>
+          <w:rFonts w:ascii="Arial" w:hAnsi="Arial" w:cs="Arial"/>
+          <w:sz w:val="22"/>
+          <w:szCs w:val="22"/>
+        </w:rPr>
+      </w:pPr>
+      <w:r>
+        <w:rPr>
+          <w:rFonts w:ascii="Arial" w:hAnsi="Arial" w:cs="Arial"/>
+          <w:b/>
+          <w:bCs/>
+          <w:sz w:val="22"/>
+          <w:szCs w:val="22"/>
+        </w:rPr>
+        <w:t>Instantáneas (</w:t>
+      </w:r>
+      <w:proofErr w:type="spellStart"/>
+      <w:r>
+        <w:rPr>
+          <w:rFonts w:ascii="Arial" w:hAnsi="Arial" w:cs="Arial"/>
+          <w:b/>
+          <w:bCs/>
+          <w:i/>
+          <w:iCs/>
+          <w:sz w:val="22"/>
+          <w:szCs w:val="22"/>
+        </w:rPr>
+        <w:t>snapshots</w:t>
+      </w:r>
+      <w:proofErr w:type="spellEnd"/>
+      <w:r>
+        <w:rPr>
+          <w:rFonts w:ascii="Arial" w:hAnsi="Arial" w:cs="Arial"/>
+          <w:b/>
+          <w:bCs/>
+          <w:sz w:val="22"/>
+          <w:szCs w:val="22"/>
+        </w:rPr>
+        <w:t>), no solo diferencias.</w:t>
+      </w:r>
+      <w:r>
+        <w:rPr>
+          <w:rFonts w:ascii="Arial" w:hAnsi="Arial" w:cs="Arial"/>
+          <w:sz w:val="22"/>
+          <w:szCs w:val="22"/>
+        </w:rPr>
+        <w:t xml:space="preserve"> Muchos sistemas guardan la lista de cambios línea por línea. Git, en cambio, toma una "fotografía" del estado completo del proyecto en cada confirmación y, si un archivo no cambió, simplemente enlaza a la versión anterior.</w:t>
+      </w:r>
+    </w:p>
+    <w:p>
+      <w:pPr>
+        <w:numPr>
+          <w:ilvl w:val="0"/>
+          <w:numId w:val="2"/>
+        </w:numPr>
+        <w:jc w:val="both"/>
+        <w:rPr>
+          <w:rFonts w:ascii="Arial" w:hAnsi="Arial" w:cs="Arial"/>
+          <w:sz w:val="22"/>
+          <w:szCs w:val="22"/>
+        </w:rPr>
+      </w:pPr>
+      <w:r>
+        <w:rPr>
+          <w:rFonts w:ascii="Arial" w:hAnsi="Arial" w:cs="Arial"/>
+          <w:b/>
+          <w:bCs/>
+          <w:sz w:val="22"/>
+          <w:szCs w:val="22"/>
+        </w:rPr>
+        <w:t>Trabajo sin conexión.</w:t>
+      </w:r>
+      <w:r>
+        <w:rPr>
+          <w:rFonts w:ascii="Arial" w:hAnsi="Arial" w:cs="Arial"/>
+          <w:sz w:val="22"/>
+          <w:szCs w:val="22"/>
+        </w:rPr>
+        <w:t xml:space="preserve"> Como el historial completo está en el computador del usuario, casi todas las operaciones (consultar el historial, comparar versiones, confirmar cambios) son locales y rápidas. Solo se necesita red para sincronizar con un repositorio remoto.</w:t>
+      </w:r>
+    </w:p>
+    <w:p>
+      <w:pPr>
+        <w:numPr>
+          <w:ilvl w:val="0"/>
+          <w:numId w:val="2"/>
+        </w:numPr>
+        <w:jc w:val="both"/>
+        <w:rPr>
+          <w:rFonts w:ascii="Arial" w:hAnsi="Arial" w:cs="Arial"/>
+          <w:sz w:val="22"/>
+          <w:szCs w:val="22"/>
+        </w:rPr>
+      </w:pPr>
+      <w:r>
+        <w:rPr>
+          <w:rFonts w:ascii="Arial" w:hAnsi="Arial" w:cs="Arial"/>
+          <w:b/>
+          <w:bCs/>
+          <w:sz w:val="22"/>
+          <w:szCs w:val="22"/>
+        </w:rPr>
+        <w:t>Integridad de los datos.</w:t>
+      </w:r>
+      <w:r>
+        <w:rPr>
+          <w:rFonts w:ascii="Arial" w:hAnsi="Arial" w:cs="Arial"/>
+          <w:sz w:val="22"/>
+          <w:szCs w:val="22"/>
+        </w:rPr>
+        <w:t xml:space="preserve"> Cada objeto se identifica con una suma de verificación (</w:t>
+      </w:r>
+      <w:r>
+        <w:rPr>
+          <w:rFonts w:ascii="Arial" w:hAnsi="Arial" w:cs="Arial"/>
+          <w:i/>
+          <w:iCs/>
+          <w:sz w:val="22"/>
+          <w:szCs w:val="22"/>
+        </w:rPr>
+        <w:t>hash</w:t>
+      </w:r>
+      <w:r>
+        <w:rPr>
+          <w:rFonts w:ascii="Arial" w:hAnsi="Arial" w:cs="Arial"/>
+          <w:sz w:val="22"/>
+          <w:szCs w:val="22"/>
+        </w:rPr>
+        <w:t>), por lo que Git detecta cualquier alteración o corrupción del contenido.</w:t>
+      </w:r>
+    </w:p>
+    <w:p>
+      <w:pPr>
+        <w:numPr>
+          <w:ilvl w:val="0"/>
+          <w:numId w:val="2"/>
+        </w:numPr>
+        <w:jc w:val="both"/>
+        <w:rPr>
+          <w:rFonts w:ascii="Arial" w:hAnsi="Arial" w:cs="Arial"/>
+          <w:sz w:val="22"/>
+          <w:szCs w:val="22"/>
+        </w:rPr>
+      </w:pPr>
+      <w:r>
+        <w:rPr>
+          <w:rFonts w:ascii="Arial" w:hAnsi="Arial" w:cs="Arial"/>
+          <w:b/>
+          <w:bCs/>
+          <w:sz w:val="22"/>
+          <w:szCs w:val="22"/>
+        </w:rPr>
+        <w:t>Los cambios suelen ser reversibles</w:t>
+      </w:r>
+      <w:r>
+        <w:rPr>
+          <w:rFonts w:ascii="Arial" w:hAnsi="Arial" w:cs="Arial"/>
+          <w:sz w:val="22"/>
+          <w:szCs w:val="22"/>
+        </w:rPr>
+        <w:t xml:space="preserve">. </w:t>
+      </w:r>
+    </w:p>
+    <w:p>
+      <w:pPr>
+        <w:jc w:val="both"/>
+        <w:rPr>
+          <w:rFonts w:ascii="Arial" w:hAnsi="Arial" w:cs="Arial"/>
+          <w:b/>
+          <w:bCs/>
+          <w:sz w:val="22"/>
+          <w:szCs w:val="22"/>
+        </w:rPr>
+      </w:pPr>
+      <w:r>
+        <w:rPr>
+          <w:rFonts w:ascii="Arial" w:hAnsi="Arial" w:cs="Arial"/>
+          <w:b/>
+          <w:bCs/>
+          <w:sz w:val="22"/>
+          <w:szCs w:val="22"/>
+        </w:rPr>
+        <w:t>1.4 Los tres estados</w:t>
+      </w:r>
+    </w:p>
+    <w:p>
+      <w:pPr>
+        <w:jc w:val="both"/>
+        <w:rPr>
+          <w:rFonts w:ascii="Arial" w:hAnsi="Arial" w:cs="Arial"/>
+          <w:sz w:val="22"/>
+          <w:szCs w:val="22"/>
+        </w:rPr>
+      </w:pPr>
+      <w:r>
+        <w:rPr>
+          <w:rFonts w:ascii="Arial" w:hAnsi="Arial" w:cs="Arial"/>
+          <w:sz w:val="22"/>
+          <w:szCs w:val="22"/>
+        </w:rPr>
+        <w:t>Un archivo rastreado por Git puede estar en tres estados, y cada uno se relaciona con una zona del proyecto:</w:t>
+      </w:r>
+    </w:p>
+    <w:tbl>
+      <w:tblPr>
+        <w:tblW w:w="0" w:type="auto"/>
+        <w:tblCellSpacing w:w="15" w:type="dxa"/>
+        <w:tblCellMar>
+          <w:top w:w="15" w:type="dxa"/>
+          <w:left w:w="15" w:type="dxa"/>
+          <w:bottom w:w="15" w:type="dxa"/>
+          <w:right w:w="15" w:type="dxa"/>
+        </w:tblCellMar>
+        <w:tblLook w:val="04A0" w:firstRow="1" w:lastRow="0" w:firstColumn="1" w:lastColumn="0" w:noHBand="0" w:noVBand="1"/>
+      </w:tblPr>
+      <w:tblGrid>
+        <w:gridCol w:w="2097"/>
+        <w:gridCol w:w="2135"/>
+        <w:gridCol w:w="4606"/>
+      </w:tblGrid>
+      <w:tr>
+        <w:trPr>
+          <w:tblHeader/>
+          <w:tblCellSpacing w:w="15" w:type="dxa"/>
+        </w:trPr>
+        <w:tc>
+          <w:tcPr>
+            <w:tcW w:w="0" w:type="auto"/>
+            <w:vAlign w:val="center"/>
+            <w:hideMark/>
+          </w:tcPr>
+          <w:p>
+            <w:pPr>
+              <w:jc w:val="both"/>
+              <w:rPr>
+                <w:rFonts w:ascii="Arial" w:hAnsi="Arial" w:cs="Arial"/>
+                <w:b/>
+                <w:bCs/>
+                <w:sz w:val="22"/>
+                <w:szCs w:val="22"/>
+              </w:rPr>
+            </w:pPr>
+            <w:r>
+              <w:rPr>
+                <w:rFonts w:ascii="Arial" w:hAnsi="Arial" w:cs="Arial"/>
+                <w:b/>
+                <w:bCs/>
+                <w:sz w:val="22"/>
+                <w:szCs w:val="22"/>
+              </w:rPr>
+              <w:t>Estado</w:t>
+            </w:r>
+          </w:p>
+        </w:tc>
+        <w:tc>
+          <w:tcPr>
+            <w:tcW w:w="0" w:type="auto"/>
+            <w:vAlign w:val="center"/>
+            <w:hideMark/>
+          </w:tcPr>
+          <w:p>
+            <w:pPr>
+              <w:jc w:val="both"/>
+              <w:rPr>
+                <w:rFonts w:ascii="Arial" w:hAnsi="Arial" w:cs="Arial"/>
+                <w:b/>
+                <w:bCs/>
+                <w:sz w:val="22"/>
+                <w:szCs w:val="22"/>
+              </w:rPr>
+            </w:pPr>
+            <w:r>
+              <w:rPr>
+                <w:rFonts w:ascii="Arial" w:hAnsi="Arial" w:cs="Arial"/>
+                <w:b/>
+                <w:bCs/>
+                <w:sz w:val="22"/>
+                <w:szCs w:val="22"/>
+              </w:rPr>
+              <w:t>Zona</w:t>
+            </w:r>
+          </w:p>
+        </w:tc>
+        <w:tc>
+          <w:tcPr>
+            <w:tcW w:w="0" w:type="auto"/>
+            <w:vAlign w:val="center"/>
+            <w:hideMark/>
+          </w:tcPr>
+          <w:p>
+            <w:pPr>
+              <w:jc w:val="both"/>
+              <w:rPr>
+                <w:rFonts w:ascii="Arial" w:hAnsi="Arial" w:cs="Arial"/>
+                <w:b/>
+                <w:bCs/>
+                <w:sz w:val="22"/>
+                <w:szCs w:val="22"/>
+              </w:rPr>
+            </w:pPr>
+            <w:r>
+              <w:rPr>
+                <w:rFonts w:ascii="Arial" w:hAnsi="Arial" w:cs="Arial"/>
+                <w:b/>
+                <w:bCs/>
+                <w:sz w:val="22"/>
+                <w:szCs w:val="22"/>
+              </w:rPr>
+              <w:t>Significado</w:t>
+            </w:r>
+          </w:p>
+        </w:tc>
+      </w:tr>
+      <w:tr>
+        <w:trPr>
+          <w:tblCellSpacing w:w="15" w:type="dxa"/>
+        </w:trPr>
+        <w:tc>
+          <w:tcPr>
+            <w:tcW w:w="0" w:type="auto"/>
+            <w:vAlign w:val="center"/>
+            <w:hideMark/>
+          </w:tcPr>
+          <w:p>
+            <w:pPr>
+              <w:jc w:val="both"/>
+              <w:rPr>
+                <w:rFonts w:ascii="Arial" w:hAnsi="Arial" w:cs="Arial"/>
+                <w:sz w:val="22"/>
+                <w:szCs w:val="22"/>
+              </w:rPr>
+            </w:pPr>
+            <w:r>
+              <w:rPr>
+                <w:rFonts w:ascii="Arial" w:hAnsi="Arial" w:cs="Arial"/>
+                <w:b/>
+                <w:bCs/>
+                <w:sz w:val="22"/>
+                <w:szCs w:val="22"/>
+              </w:rPr>
+              <w:t>Modificado</w:t>
+            </w:r>
+            <w:r>
+              <w:rPr>
+                <w:rFonts w:ascii="Arial" w:hAnsi="Arial" w:cs="Arial"/>
+                <w:sz w:val="22"/>
+                <w:szCs w:val="22"/>
+              </w:rPr>
+              <w:t xml:space="preserve"> (</w:t>
+            </w:r>
+            <w:proofErr w:type="spellStart"/>
+            <w:r>
+              <w:rPr>
+                <w:rFonts w:ascii="Arial" w:hAnsi="Arial" w:cs="Arial"/>
+                <w:i/>
+                <w:iCs/>
+                <w:sz w:val="22"/>
+                <w:szCs w:val="22"/>
+              </w:rPr>
+              <w:t>modified</w:t>
+            </w:r>
+            <w:proofErr w:type="spellEnd"/>
+            <w:r>
+              <w:rPr>
+                <w:rFonts w:ascii="Arial" w:hAnsi="Arial" w:cs="Arial"/>
+                <w:sz w:val="22"/>
+                <w:szCs w:val="22"/>
+              </w:rPr>
+              <w:t>)</w:t>
+            </w:r>
+          </w:p>
+        </w:tc>
+        <w:tc>
+          <w:tcPr>
+            <w:tcW w:w="0" w:type="auto"/>
+            <w:vAlign w:val="center"/>
+            <w:hideMark/>
+          </w:tcPr>
+          <w:p>
+            <w:pPr>
+              <w:jc w:val="both"/>
+              <w:rPr>
+                <w:rFonts w:ascii="Arial" w:hAnsi="Arial" w:cs="Arial"/>
+                <w:sz w:val="22"/>
+                <w:szCs w:val="22"/>
+              </w:rPr>
+            </w:pPr>
+            <w:r>
+              <w:rPr>
+                <w:rFonts w:ascii="Arial" w:hAnsi="Arial" w:cs="Arial"/>
+                <w:sz w:val="22"/>
+                <w:szCs w:val="22"/>
+              </w:rPr>
+              <w:t>Directorio de trabajo</w:t>
+            </w:r>
+          </w:p>
+        </w:tc>
+        <w:tc>
+          <w:tcPr>
+            <w:tcW w:w="0" w:type="auto"/>
+            <w:vAlign w:val="center"/>
+            <w:hideMark/>
+          </w:tcPr>
+          <w:p>
+            <w:pPr>
+              <w:jc w:val="both"/>
+              <w:rPr>
+                <w:rFonts w:ascii="Arial" w:hAnsi="Arial" w:cs="Arial"/>
+                <w:sz w:val="22"/>
+                <w:szCs w:val="22"/>
+              </w:rPr>
+            </w:pPr>
+            <w:r>
+              <w:rPr>
+                <w:rFonts w:ascii="Arial" w:hAnsi="Arial" w:cs="Arial"/>
+                <w:sz w:val="22"/>
+                <w:szCs w:val="22"/>
+              </w:rPr>
+              <w:t>El archivo cambió, pero esos cambios aún no se han marcado</w:t>
+            </w:r>
+          </w:p>
+        </w:tc>
+      </w:tr>
+      <w:tr>
+        <w:trPr>
+          <w:tblCellSpacing w:w="15" w:type="dxa"/>
+        </w:trPr>
+        <w:tc>
+          <w:tcPr>
+            <w:tcW w:w="0" w:type="auto"/>
+            <w:vAlign w:val="center"/>
+            <w:hideMark/>
+          </w:tcPr>
+          <w:p>
+            <w:pPr>
+              <w:jc w:val="both"/>
+              <w:rPr>
+                <w:rFonts w:ascii="Arial" w:hAnsi="Arial" w:cs="Arial"/>
+                <w:sz w:val="22"/>
+                <w:szCs w:val="22"/>
+              </w:rPr>
+            </w:pPr>
+            <w:r>
+              <w:rPr>
+                <w:rFonts w:ascii="Arial" w:hAnsi="Arial" w:cs="Arial"/>
+                <w:b/>
+                <w:bCs/>
+                <w:sz w:val="22"/>
+                <w:szCs w:val="22"/>
+              </w:rPr>
+              <w:t>Preparado</w:t>
+            </w:r>
+            <w:r>
+              <w:rPr>
+                <w:rFonts w:ascii="Arial" w:hAnsi="Arial" w:cs="Arial"/>
+                <w:sz w:val="22"/>
+                <w:szCs w:val="22"/>
+              </w:rPr>
+              <w:t xml:space="preserve"> (</w:t>
+            </w:r>
+            <w:proofErr w:type="spellStart"/>
+            <w:r>
+              <w:rPr>
+                <w:rFonts w:ascii="Arial" w:hAnsi="Arial" w:cs="Arial"/>
+                <w:i/>
+                <w:iCs/>
+                <w:sz w:val="22"/>
+                <w:szCs w:val="22"/>
+              </w:rPr>
+              <w:t>staged</w:t>
+            </w:r>
+            <w:proofErr w:type="spellEnd"/>
+            <w:r>
+              <w:rPr>
+                <w:rFonts w:ascii="Arial" w:hAnsi="Arial" w:cs="Arial"/>
+                <w:sz w:val="22"/>
+                <w:szCs w:val="22"/>
+              </w:rPr>
+              <w:t>)</w:t>
+            </w:r>
+          </w:p>
+        </w:tc>
+        <w:tc>
+          <w:tcPr>
+            <w:tcW w:w="0" w:type="auto"/>
+            <w:vAlign w:val="center"/>
+            <w:hideMark/>
+          </w:tcPr>
+          <w:p>
+            <w:pPr>
+              <w:jc w:val="both"/>
+              <w:rPr>
+                <w:rFonts w:ascii="Arial" w:hAnsi="Arial" w:cs="Arial"/>
+                <w:sz w:val="22"/>
+                <w:szCs w:val="22"/>
+              </w:rPr>
+            </w:pPr>
+            <w:r>
+              <w:rPr>
+                <w:rFonts w:ascii="Arial" w:hAnsi="Arial" w:cs="Arial"/>
+                <w:sz w:val="22"/>
+                <w:szCs w:val="22"/>
+              </w:rPr>
+              <w:t>Área de preparación</w:t>
+            </w:r>
+          </w:p>
+        </w:tc>
+        <w:tc>
+          <w:tcPr>
+            <w:tcW w:w="0" w:type="auto"/>
+            <w:vAlign w:val="center"/>
+            <w:hideMark/>
+          </w:tcPr>
+          <w:p>
+            <w:pPr>
+              <w:jc w:val="both"/>
+              <w:rPr>
+                <w:rFonts w:ascii="Arial" w:hAnsi="Arial" w:cs="Arial"/>
+                <w:sz w:val="22"/>
+                <w:szCs w:val="22"/>
+              </w:rPr>
+            </w:pPr>
+            <w:r>
+              <w:rPr>
+                <w:rFonts w:ascii="Arial" w:hAnsi="Arial" w:cs="Arial"/>
+                <w:sz w:val="22"/>
+                <w:szCs w:val="22"/>
+              </w:rPr>
+              <w:t>Se marcó el archivo para incluirlo en la próxima confirmación</w:t>
+            </w:r>
+          </w:p>
+        </w:tc>
+      </w:tr>
+      <w:tr>
+        <w:trPr>
+          <w:tblCellSpacing w:w="15" w:type="dxa"/>
+        </w:trPr>
+        <w:tc>
+          <w:tcPr>
+            <w:tcW w:w="0" w:type="auto"/>
+            <w:vAlign w:val="center"/>
+            <w:hideMark/>
+          </w:tcPr>
+          <w:p>
+            <w:pPr>
+              <w:jc w:val="both"/>
+              <w:rPr>
+                <w:rFonts w:ascii="Arial" w:hAnsi="Arial" w:cs="Arial"/>
+                <w:sz w:val="22"/>
+                <w:szCs w:val="22"/>
+              </w:rPr>
+            </w:pPr>
+            <w:r>
+              <w:rPr>
+                <w:rFonts w:ascii="Arial" w:hAnsi="Arial" w:cs="Arial"/>
+                <w:b/>
+                <w:bCs/>
+                <w:sz w:val="22"/>
+                <w:szCs w:val="22"/>
+              </w:rPr>
+              <w:t>Confirmado</w:t>
+            </w:r>
+            <w:r>
+              <w:rPr>
+                <w:rFonts w:ascii="Arial" w:hAnsi="Arial" w:cs="Arial"/>
+                <w:sz w:val="22"/>
+                <w:szCs w:val="22"/>
+              </w:rPr>
+              <w:t xml:space="preserve"> (</w:t>
+            </w:r>
+            <w:proofErr w:type="spellStart"/>
+            <w:r>
+              <w:rPr>
+                <w:rFonts w:ascii="Arial" w:hAnsi="Arial" w:cs="Arial"/>
+                <w:i/>
+                <w:iCs/>
+                <w:sz w:val="22"/>
+                <w:szCs w:val="22"/>
+              </w:rPr>
+              <w:t>committed</w:t>
+            </w:r>
+            <w:proofErr w:type="spellEnd"/>
+            <w:r>
+              <w:rPr>
+                <w:rFonts w:ascii="Arial" w:hAnsi="Arial" w:cs="Arial"/>
+                <w:sz w:val="22"/>
+                <w:szCs w:val="22"/>
+              </w:rPr>
+              <w:t>)</w:t>
+            </w:r>
+          </w:p>
+        </w:tc>
+        <w:tc>
+          <w:tcPr>
+            <w:tcW w:w="0" w:type="auto"/>
+            <w:vAlign w:val="center"/>
+            <w:hideMark/>
+          </w:tcPr>
+          <w:p>
+            <w:pPr>
+              <w:jc w:val="both"/>
+              <w:rPr>
+                <w:rFonts w:ascii="Arial" w:hAnsi="Arial" w:cs="Arial"/>
+                <w:sz w:val="22"/>
+                <w:szCs w:val="22"/>
+              </w:rPr>
+            </w:pPr>
+            <w:r>
+              <w:rPr>
+                <w:rFonts w:ascii="Arial" w:hAnsi="Arial" w:cs="Arial"/>
+                <w:sz w:val="22"/>
+                <w:szCs w:val="22"/>
+              </w:rPr>
+              <w:t>Repositorio (directorio .</w:t>
+            </w:r>
+            <w:proofErr w:type="spellStart"/>
+            <w:r>
+              <w:rPr>
+                <w:rFonts w:ascii="Arial" w:hAnsi="Arial" w:cs="Arial"/>
+                <w:sz w:val="22"/>
+                <w:szCs w:val="22"/>
+              </w:rPr>
+              <w:t>git</w:t>
+            </w:r>
+            <w:proofErr w:type="spellEnd"/>
+            <w:r>
+              <w:rPr>
+                <w:rFonts w:ascii="Arial" w:hAnsi="Arial" w:cs="Arial"/>
+                <w:sz w:val="22"/>
+                <w:szCs w:val="22"/>
+              </w:rPr>
+              <w:t>)</w:t>
+            </w:r>
+          </w:p>
+        </w:tc>
+        <w:tc>
+          <w:tcPr>
+            <w:tcW w:w="0" w:type="auto"/>
+            <w:vAlign w:val="center"/>
+            <w:hideMark/>
+          </w:tcPr>
+          <w:p>
+            <w:pPr>
+              <w:jc w:val="both"/>
+              <w:rPr>
+                <w:rFonts w:ascii="Arial" w:hAnsi="Arial" w:cs="Arial"/>
+                <w:sz w:val="22"/>
+                <w:szCs w:val="22"/>
+              </w:rPr>
+            </w:pPr>
+            <w:r>
+              <w:rPr>
+                <w:rFonts w:ascii="Arial" w:hAnsi="Arial" w:cs="Arial"/>
+                <w:sz w:val="22"/>
+                <w:szCs w:val="22"/>
+              </w:rPr>
+              <w:t>Los cambios quedaron guardados de forma segura en el historial</w:t>
+            </w:r>
+          </w:p>
+        </w:tc>
+      </w:tr>
+    </w:tbl>
+    <w:p>
+      <w:pPr>
+        <w:jc w:val="both"/>
+        <w:rPr>
+          <w:rFonts w:ascii="Arial" w:hAnsi="Arial" w:cs="Arial"/>
+          <w:sz w:val="22"/>
+          <w:szCs w:val="22"/>
+        </w:rPr>
+      </w:pPr>
+      <w:r>
+        <w:rPr>
+          <w:rFonts w:ascii="Arial" w:hAnsi="Arial" w:cs="Arial"/>
+          <w:sz w:val="22"/>
+          <w:szCs w:val="22"/>
+        </w:rPr>
+        <w:t xml:space="preserve">El flujo habitual es: modificar archivos, prepararlos con </w:t>
+      </w:r>
+      <w:proofErr w:type="spellStart"/>
+      <w:r>
+        <w:rPr>
+          <w:rFonts w:ascii="Arial" w:hAnsi="Arial" w:cs="Arial"/>
+          <w:sz w:val="22"/>
+          <w:szCs w:val="22"/>
+        </w:rPr>
+        <w:t>git</w:t>
+      </w:r>
+      <w:proofErr w:type="spellEnd"/>
+      <w:r>
+        <w:rPr>
+          <w:rFonts w:ascii="Arial" w:hAnsi="Arial" w:cs="Arial"/>
+          <w:sz w:val="22"/>
+          <w:szCs w:val="22"/>
+        </w:rPr>
+        <w:t xml:space="preserve"> </w:t>
+      </w:r>
+      <w:proofErr w:type="spellStart"/>
+      <w:r>
+        <w:rPr>
+          <w:rFonts w:ascii="Arial" w:hAnsi="Arial" w:cs="Arial"/>
+          <w:sz w:val="22"/>
+          <w:szCs w:val="22"/>
+        </w:rPr>
+        <w:t>add</w:t>
+      </w:r>
+      <w:proofErr w:type="spellEnd"/>
+      <w:r>
+        <w:rPr>
+          <w:rFonts w:ascii="Arial" w:hAnsi="Arial" w:cs="Arial"/>
+          <w:sz w:val="22"/>
+          <w:szCs w:val="22"/>
+        </w:rPr>
+        <w:t xml:space="preserve"> y confirmarlos con </w:t>
+      </w:r>
+      <w:proofErr w:type="spellStart"/>
+      <w:r>
+        <w:rPr>
+          <w:rFonts w:ascii="Arial" w:hAnsi="Arial" w:cs="Arial"/>
+          <w:sz w:val="22"/>
+          <w:szCs w:val="22"/>
+        </w:rPr>
+        <w:t>git</w:t>
+      </w:r>
+      <w:proofErr w:type="spellEnd"/>
+      <w:r>
+        <w:rPr>
+          <w:rFonts w:ascii="Arial" w:hAnsi="Arial" w:cs="Arial"/>
+          <w:sz w:val="22"/>
+          <w:szCs w:val="22"/>
+        </w:rPr>
+        <w:t xml:space="preserve"> </w:t>
+      </w:r>
+      <w:proofErr w:type="spellStart"/>
+      <w:r>
+        <w:rPr>
+          <w:rFonts w:ascii="Arial" w:hAnsi="Arial" w:cs="Arial"/>
+          <w:sz w:val="22"/>
+          <w:szCs w:val="22"/>
+        </w:rPr>
+        <w:t>commit</w:t>
+      </w:r>
+      <w:proofErr w:type="spellEnd"/>
+      <w:r>
+        <w:rPr>
+          <w:rFonts w:ascii="Arial" w:hAnsi="Arial" w:cs="Arial"/>
+          <w:sz w:val="22"/>
+          <w:szCs w:val="22"/>
+        </w:rPr>
+        <w:t>.</w:t>
+      </w:r>
+    </w:p>
+    <w:p>
+      <w:pPr>
+        <w:jc w:val="both"/>
+        <w:rPr>
+          <w:rFonts w:ascii="Arial" w:hAnsi="Arial" w:cs="Arial"/>
+          <w:b/>
+          <w:bCs/>
+          <w:sz w:val="22"/>
+          <w:szCs w:val="22"/>
+        </w:rPr>
+      </w:pPr>
+      <w:r>
+        <w:rPr>
+          <w:rFonts w:ascii="Arial" w:hAnsi="Arial" w:cs="Arial"/>
+          <w:b/>
+          <w:bCs/>
+          <w:sz w:val="22"/>
+          <w:szCs w:val="22"/>
+        </w:rPr>
+        <w:t>Conclusión</w:t>
+      </w:r>
+    </w:p>
+    <w:p>
+      <w:pPr>
+        <w:jc w:val="both"/>
+        <w:rPr>
+          <w:rFonts w:ascii="Arial" w:hAnsi="Arial" w:cs="Arial"/>
+          <w:sz w:val="22"/>
+          <w:szCs w:val="22"/>
+        </w:rPr>
+      </w:pPr>
+      <w:r>
+        <w:rPr>
+          <w:rFonts w:ascii="Arial" w:hAnsi="Arial" w:cs="Arial"/>
+          <w:sz w:val="22"/>
+          <w:szCs w:val="22"/>
+        </w:rPr>
+        <w:t>El control de versiones evita la pérdida de trabajo y organiza la colaboración. Git, al ser distribuido y basado en instantáneas, ofrece velocidad, seguridad y autonomía, y su flujo de tres estados es la base de todo lo que se verá en los siguientes capítulos.</w:t>
+      </w:r>
+    </w:p>
+    <w:p>
+      <w:pPr>
+        <w:jc w:val="both"/>
+        <w:rPr>
+          <w:rFonts w:ascii="Arial" w:hAnsi="Arial" w:cs="Arial"/>
+          <w:sz w:val="22"/>
+          <w:szCs w:val="22"/>
+          <w:lang w:val="en-US"/>
+        </w:rPr>
+      </w:pPr>
+      <w:r>
+        <w:rPr>
+          <w:rFonts w:ascii="Arial" w:hAnsi="Arial" w:cs="Arial"/>
+          <w:b/>
+          <w:bCs/>
+          <w:sz w:val="22"/>
+          <w:szCs w:val="22"/>
+        </w:rPr>
+        <w:t>Referencia:</w:t>
+      </w:r>
+      <w:r>
+        <w:rPr>
+          <w:rFonts w:ascii="Arial" w:hAnsi="Arial" w:cs="Arial"/>
+          <w:sz w:val="22"/>
+          <w:szCs w:val="22"/>
+        </w:rPr>
+        <w:t xml:space="preserve"> </w:t>
+      </w:r>
+      <w:proofErr w:type="spellStart"/>
+      <w:r>
+        <w:rPr>
+          <w:rFonts w:ascii="Arial" w:hAnsi="Arial" w:cs="Arial"/>
+          <w:sz w:val="22"/>
+          <w:szCs w:val="22"/>
+        </w:rPr>
+        <w:t>Chacon</w:t>
+      </w:r>
+      <w:proofErr w:type="spellEnd"/>
+      <w:r>
+        <w:rPr>
+          <w:rFonts w:ascii="Arial" w:hAnsi="Arial" w:cs="Arial"/>
+          <w:sz w:val="22"/>
+          <w:szCs w:val="22"/>
+        </w:rPr>
+        <w:t xml:space="preserve">, S., &amp; Straub, B. (2014). </w:t>
+      </w:r>
+      <w:r>
+        <w:rPr>
+          <w:rFonts w:ascii="Arial" w:hAnsi="Arial" w:cs="Arial"/>
+          <w:i/>
+          <w:iCs/>
+          <w:sz w:val="22"/>
+          <w:szCs w:val="22"/>
+          <w:lang w:val="en-US"/>
+        </w:rPr>
+        <w:t>Pro Git</w:t>
+      </w:r>
+      <w:r>
+        <w:rPr>
+          <w:rFonts w:ascii="Arial" w:hAnsi="Arial" w:cs="Arial"/>
+          <w:sz w:val="22"/>
+          <w:szCs w:val="22"/>
+          <w:lang w:val="en-US"/>
+        </w:rPr>
+        <w:t xml:space="preserve"> (2nd ed.). </w:t>
+      </w:r>
+      <w:proofErr w:type="spellStart"/>
+      <w:r>
+        <w:rPr>
+          <w:rFonts w:ascii="Arial" w:hAnsi="Arial" w:cs="Arial"/>
+          <w:sz w:val="22"/>
+          <w:szCs w:val="22"/>
+          <w:lang w:val="en-US"/>
+        </w:rPr>
+        <w:t>Apress</w:t>
+      </w:r>
+      <w:proofErr w:type="spellEnd"/>
+      <w:r>
+        <w:rPr>
+          <w:rFonts w:ascii="Arial" w:hAnsi="Arial" w:cs="Arial"/>
+          <w:sz w:val="22"/>
+          <w:szCs w:val="22"/>
+          <w:lang w:val="en-US"/>
+        </w:rPr>
+        <w:t>. https://git-scm.com/book/es/v2</w:t>
+      </w:r>
+    </w:p>
+    <w:p>
+      <w:pPr>
+        <w:jc w:val="both"/>
+        <w:rPr>
+          <w:rFonts w:ascii="Arial" w:hAnsi="Arial" w:cs="Arial"/>
+          <w:sz w:val="22"/>
+          <w:szCs w:val="22"/>
+          <w:lang w:val="en-US"/>
+        </w:rPr>
+      </w:pPr>
+    </w:p>
     <w:sectPr>
       <w:pgSz w:w="12240" w:h="15840"/>
       <w:pgMar w:top="1417" w:right="1701" w:bottom="1417" w:left="1701" w:header="708" w:footer="708" w:gutter="0"/>
@@ -16,6 +1639,1495 @@
     </w:sectPr>
   </w:body>
 </w:document>
+</file>
+
+<file path=word/numbering.xml><?xml version="1.0" encoding="utf-8"?>
+<w:numbering xmlns:wpc="http://schemas.microsoft.com/office/word/2010/wordprocessingCanvas" xmlns:cx="http://schemas.microsoft.com/office/drawing/2014/chartex" xmlns:cx1="http://schemas.microsoft.com/office/drawing/2015/9/8/chartex" xmlns:cx2="http://schemas.microsoft.com/office/drawing/2015/10/21/chartex" xmlns:cx3="http://schemas.microsoft.com/office/drawing/2016/5/9/chartex" xmlns:cx4="http://schemas.microsoft.com/office/drawing/2016/5/10/chartex" xmlns:cx5="http://schemas.microsoft.com/office/drawing/2016/5/11/chartex" xmlns:cx6="http://schemas.microsoft.com/office/drawing/2016/5/12/chartex" xmlns:cx7="http://schemas.microsoft.com/office/drawing/2016/5/13/chartex" xmlns:cx8="http://schemas.microsoft.com/office/drawing/2016/5/14/chartex" xmlns:mc="http://schemas.openxmlformats.org/markup-compatibility/2006" xmlns:aink="http://schemas.microsoft.com/office/drawing/2016/ink" xmlns:am3d="http://schemas.microsoft.com/office/drawing/2017/model3d" xmlns:o="urn:schemas-microsoft-com:office:office" xmlns:oel="http://schemas.microsoft.com/office/2019/extlst" xmlns:r="http://schemas.openxmlformats.org/officeDocument/2006/relationships" xmlns:m="http://schemas.openxmlformats.org/officeDocument/2006/math" xmlns:v="urn:schemas-microsoft-com:vml" xmlns:wp14="http://schemas.microsoft.com/office/word/2010/wordprocessingDrawing" xmlns:wp="http://schemas.openxmlformats.org/drawingml/2006/wordprocessingDrawing" xmlns:w10="urn:schemas-microsoft-com:office:word" xmlns:w="http://schemas.openxmlformats.org/wordprocessingml/2006/main" xmlns:w14="http://schemas.microsoft.com/office/word/2010/wordml" xmlns:w15="http://schemas.microsoft.com/office/word/2012/wordml" xmlns:w16cex="http://schemas.microsoft.com/office/word/2018/wordml/cex" xmlns:w16cid="http://schemas.microsoft.com/office/word/2016/wordml/cid" xmlns:w16="http://schemas.microsoft.com/office/word/2018/wordml" xmlns:w16du="http://schemas.microsoft.com/office/word/2023/wordml/word16du" xmlns:w16sdtdh="http://schemas.microsoft.com/office/word/2020/wordml/sdtdatahash" xmlns:w16sdtfl="http://schemas.microsoft.com/office/word/2024/wordml/sdtformatlock" xmlns:w16se="http://schemas.microsoft.com/office/word/2015/wordml/symex" xmlns:wpg="http://schemas.microsoft.com/office/word/2010/wordprocessingGroup" xmlns:wpi="http://schemas.microsoft.com/office/word/2010/wordprocessingInk" xmlns:wne="http://schemas.microsoft.com/office/word/2006/wordml" xmlns:wps="http://schemas.microsoft.com/office/word/2010/wordprocessingShape" mc:Ignorable="w14 w15 w16se w16cid w16 w16cex w16sdtdh w16sdtfl w16du wp14">
+  <w:abstractNum w:abstractNumId="0" w15:restartNumberingAfterBreak="0">
+    <w:nsid w:val="027210ED"/>
+    <w:multiLevelType w:val="multilevel"/>
+    <w:tmpl w:val="0C18725E"/>
+    <w:lvl w:ilvl="0">
+      <w:start w:val="1"/>
+      <w:numFmt w:val="bullet"/>
+      <w:lvlText w:val=""/>
+      <w:lvlJc w:val="left"/>
+      <w:pPr>
+        <w:tabs>
+          <w:tab w:val="num" w:pos="720"/>
+        </w:tabs>
+        <w:ind w:left="720" w:hanging="360"/>
+      </w:pPr>
+      <w:rPr>
+        <w:rFonts w:ascii="Symbol" w:hAnsi="Symbol" w:hint="default"/>
+        <w:sz w:val="20"/>
+      </w:rPr>
+    </w:lvl>
+    <w:lvl w:ilvl="1" w:tentative="1">
+      <w:start w:val="1"/>
+      <w:numFmt w:val="bullet"/>
+      <w:lvlText w:val="o"/>
+      <w:lvlJc w:val="left"/>
+      <w:pPr>
+        <w:tabs>
+          <w:tab w:val="num" w:pos="1440"/>
+        </w:tabs>
+        <w:ind w:left="1440" w:hanging="360"/>
+      </w:pPr>
+      <w:rPr>
+        <w:rFonts w:ascii="Courier New" w:hAnsi="Courier New" w:hint="default"/>
+        <w:sz w:val="20"/>
+      </w:rPr>
+    </w:lvl>
+    <w:lvl w:ilvl="2" w:tentative="1">
+      <w:start w:val="1"/>
+      <w:numFmt w:val="bullet"/>
+      <w:lvlText w:val=""/>
+      <w:lvlJc w:val="left"/>
+      <w:pPr>
+        <w:tabs>
+          <w:tab w:val="num" w:pos="2160"/>
+        </w:tabs>
+        <w:ind w:left="2160" w:hanging="360"/>
+      </w:pPr>
+      <w:rPr>
+        <w:rFonts w:ascii="Wingdings" w:hAnsi="Wingdings" w:hint="default"/>
+        <w:sz w:val="20"/>
+      </w:rPr>
+    </w:lvl>
+    <w:lvl w:ilvl="3" w:tentative="1">
+      <w:start w:val="1"/>
+      <w:numFmt w:val="bullet"/>
+      <w:lvlText w:val=""/>
+      <w:lvlJc w:val="left"/>
+      <w:pPr>
+        <w:tabs>
+          <w:tab w:val="num" w:pos="2880"/>
+        </w:tabs>
+        <w:ind w:left="2880" w:hanging="360"/>
+      </w:pPr>
+      <w:rPr>
+        <w:rFonts w:ascii="Wingdings" w:hAnsi="Wingdings" w:hint="default"/>
+        <w:sz w:val="20"/>
+      </w:rPr>
+    </w:lvl>
+    <w:lvl w:ilvl="4" w:tentative="1">
+      <w:start w:val="1"/>
+      <w:numFmt w:val="bullet"/>
+      <w:lvlText w:val=""/>
+      <w:lvlJc w:val="left"/>
+      <w:pPr>
+        <w:tabs>
+          <w:tab w:val="num" w:pos="3600"/>
+        </w:tabs>
+        <w:ind w:left="3600" w:hanging="360"/>
+      </w:pPr>
+      <w:rPr>
+        <w:rFonts w:ascii="Wingdings" w:hAnsi="Wingdings" w:hint="default"/>
+        <w:sz w:val="20"/>
+      </w:rPr>
+    </w:lvl>
+    <w:lvl w:ilvl="5" w:tentative="1">
+      <w:start w:val="1"/>
+      <w:numFmt w:val="bullet"/>
+      <w:lvlText w:val=""/>
+      <w:lvlJc w:val="left"/>
+      <w:pPr>
+        <w:tabs>
+          <w:tab w:val="num" w:pos="4320"/>
+        </w:tabs>
+        <w:ind w:left="4320" w:hanging="360"/>
+      </w:pPr>
+      <w:rPr>
+        <w:rFonts w:ascii="Wingdings" w:hAnsi="Wingdings" w:hint="default"/>
+        <w:sz w:val="20"/>
+      </w:rPr>
+    </w:lvl>
+    <w:lvl w:ilvl="6" w:tentative="1">
+      <w:start w:val="1"/>
+      <w:numFmt w:val="bullet"/>
+      <w:lvlText w:val=""/>
+      <w:lvlJc w:val="left"/>
+      <w:pPr>
+        <w:tabs>
+          <w:tab w:val="num" w:pos="5040"/>
+        </w:tabs>
+        <w:ind w:left="5040" w:hanging="360"/>
+      </w:pPr>
+      <w:rPr>
+        <w:rFonts w:ascii="Wingdings" w:hAnsi="Wingdings" w:hint="default"/>
+        <w:sz w:val="20"/>
+      </w:rPr>
+    </w:lvl>
+    <w:lvl w:ilvl="7" w:tentative="1">
+      <w:start w:val="1"/>
+      <w:numFmt w:val="bullet"/>
+      <w:lvlText w:val=""/>
+      <w:lvlJc w:val="left"/>
+      <w:pPr>
+        <w:tabs>
+          <w:tab w:val="num" w:pos="5760"/>
+        </w:tabs>
+        <w:ind w:left="5760" w:hanging="360"/>
+      </w:pPr>
+      <w:rPr>
+        <w:rFonts w:ascii="Wingdings" w:hAnsi="Wingdings" w:hint="default"/>
+        <w:sz w:val="20"/>
+      </w:rPr>
+    </w:lvl>
+    <w:lvl w:ilvl="8" w:tentative="1">
+      <w:start w:val="1"/>
+      <w:numFmt w:val="bullet"/>
+      <w:lvlText w:val=""/>
+      <w:lvlJc w:val="left"/>
+      <w:pPr>
+        <w:tabs>
+          <w:tab w:val="num" w:pos="6480"/>
+        </w:tabs>
+        <w:ind w:left="6480" w:hanging="360"/>
+      </w:pPr>
+      <w:rPr>
+        <w:rFonts w:ascii="Wingdings" w:hAnsi="Wingdings" w:hint="default"/>
+        <w:sz w:val="20"/>
+      </w:rPr>
+    </w:lvl>
+  </w:abstractNum>
+  <w:abstractNum w:abstractNumId="1" w15:restartNumberingAfterBreak="0">
+    <w:nsid w:val="0FA43D2A"/>
+    <w:multiLevelType w:val="multilevel"/>
+    <w:tmpl w:val="81C03FCA"/>
+    <w:lvl w:ilvl="0">
+      <w:start w:val="1"/>
+      <w:numFmt w:val="bullet"/>
+      <w:lvlText w:val=""/>
+      <w:lvlJc w:val="left"/>
+      <w:pPr>
+        <w:tabs>
+          <w:tab w:val="num" w:pos="720"/>
+        </w:tabs>
+        <w:ind w:left="720" w:hanging="360"/>
+      </w:pPr>
+      <w:rPr>
+        <w:rFonts w:ascii="Symbol" w:hAnsi="Symbol" w:hint="default"/>
+        <w:sz w:val="20"/>
+      </w:rPr>
+    </w:lvl>
+    <w:lvl w:ilvl="1" w:tentative="1">
+      <w:start w:val="1"/>
+      <w:numFmt w:val="bullet"/>
+      <w:lvlText w:val="o"/>
+      <w:lvlJc w:val="left"/>
+      <w:pPr>
+        <w:tabs>
+          <w:tab w:val="num" w:pos="1440"/>
+        </w:tabs>
+        <w:ind w:left="1440" w:hanging="360"/>
+      </w:pPr>
+      <w:rPr>
+        <w:rFonts w:ascii="Courier New" w:hAnsi="Courier New" w:hint="default"/>
+        <w:sz w:val="20"/>
+      </w:rPr>
+    </w:lvl>
+    <w:lvl w:ilvl="2" w:tentative="1">
+      <w:start w:val="1"/>
+      <w:numFmt w:val="bullet"/>
+      <w:lvlText w:val=""/>
+      <w:lvlJc w:val="left"/>
+      <w:pPr>
+        <w:tabs>
+          <w:tab w:val="num" w:pos="2160"/>
+        </w:tabs>
+        <w:ind w:left="2160" w:hanging="360"/>
+      </w:pPr>
+      <w:rPr>
+        <w:rFonts w:ascii="Wingdings" w:hAnsi="Wingdings" w:hint="default"/>
+        <w:sz w:val="20"/>
+      </w:rPr>
+    </w:lvl>
+    <w:lvl w:ilvl="3" w:tentative="1">
+      <w:start w:val="1"/>
+      <w:numFmt w:val="bullet"/>
+      <w:lvlText w:val=""/>
+      <w:lvlJc w:val="left"/>
+      <w:pPr>
+        <w:tabs>
+          <w:tab w:val="num" w:pos="2880"/>
+        </w:tabs>
+        <w:ind w:left="2880" w:hanging="360"/>
+      </w:pPr>
+      <w:rPr>
+        <w:rFonts w:ascii="Wingdings" w:hAnsi="Wingdings" w:hint="default"/>
+        <w:sz w:val="20"/>
+      </w:rPr>
+    </w:lvl>
+    <w:lvl w:ilvl="4" w:tentative="1">
+      <w:start w:val="1"/>
+      <w:numFmt w:val="bullet"/>
+      <w:lvlText w:val=""/>
+      <w:lvlJc w:val="left"/>
+      <w:pPr>
+        <w:tabs>
+          <w:tab w:val="num" w:pos="3600"/>
+        </w:tabs>
+        <w:ind w:left="3600" w:hanging="360"/>
+      </w:pPr>
+      <w:rPr>
+        <w:rFonts w:ascii="Wingdings" w:hAnsi="Wingdings" w:hint="default"/>
+        <w:sz w:val="20"/>
+      </w:rPr>
+    </w:lvl>
+    <w:lvl w:ilvl="5" w:tentative="1">
+      <w:start w:val="1"/>
+      <w:numFmt w:val="bullet"/>
+      <w:lvlText w:val=""/>
+      <w:lvlJc w:val="left"/>
+      <w:pPr>
+        <w:tabs>
+          <w:tab w:val="num" w:pos="4320"/>
+        </w:tabs>
+        <w:ind w:left="4320" w:hanging="360"/>
+      </w:pPr>
+      <w:rPr>
+        <w:rFonts w:ascii="Wingdings" w:hAnsi="Wingdings" w:hint="default"/>
+        <w:sz w:val="20"/>
+      </w:rPr>
+    </w:lvl>
+    <w:lvl w:ilvl="6" w:tentative="1">
+      <w:start w:val="1"/>
+      <w:numFmt w:val="bullet"/>
+      <w:lvlText w:val=""/>
+      <w:lvlJc w:val="left"/>
+      <w:pPr>
+        <w:tabs>
+          <w:tab w:val="num" w:pos="5040"/>
+        </w:tabs>
+        <w:ind w:left="5040" w:hanging="360"/>
+      </w:pPr>
+      <w:rPr>
+        <w:rFonts w:ascii="Wingdings" w:hAnsi="Wingdings" w:hint="default"/>
+        <w:sz w:val="20"/>
+      </w:rPr>
+    </w:lvl>
+    <w:lvl w:ilvl="7" w:tentative="1">
+      <w:start w:val="1"/>
+      <w:numFmt w:val="bullet"/>
+      <w:lvlText w:val=""/>
+      <w:lvlJc w:val="left"/>
+      <w:pPr>
+        <w:tabs>
+          <w:tab w:val="num" w:pos="5760"/>
+        </w:tabs>
+        <w:ind w:left="5760" w:hanging="360"/>
+      </w:pPr>
+      <w:rPr>
+        <w:rFonts w:ascii="Wingdings" w:hAnsi="Wingdings" w:hint="default"/>
+        <w:sz w:val="20"/>
+      </w:rPr>
+    </w:lvl>
+    <w:lvl w:ilvl="8" w:tentative="1">
+      <w:start w:val="1"/>
+      <w:numFmt w:val="bullet"/>
+      <w:lvlText w:val=""/>
+      <w:lvlJc w:val="left"/>
+      <w:pPr>
+        <w:tabs>
+          <w:tab w:val="num" w:pos="6480"/>
+        </w:tabs>
+        <w:ind w:left="6480" w:hanging="360"/>
+      </w:pPr>
+      <w:rPr>
+        <w:rFonts w:ascii="Wingdings" w:hAnsi="Wingdings" w:hint="default"/>
+        <w:sz w:val="20"/>
+      </w:rPr>
+    </w:lvl>
+  </w:abstractNum>
+  <w:abstractNum w:abstractNumId="2" w15:restartNumberingAfterBreak="0">
+    <w:nsid w:val="1C6C0AE5"/>
+    <w:multiLevelType w:val="multilevel"/>
+    <w:tmpl w:val="6D941E6A"/>
+    <w:lvl w:ilvl="0">
+      <w:start w:val="1"/>
+      <w:numFmt w:val="decimal"/>
+      <w:lvlText w:val="%1."/>
+      <w:lvlJc w:val="left"/>
+      <w:pPr>
+        <w:tabs>
+          <w:tab w:val="num" w:pos="720"/>
+        </w:tabs>
+        <w:ind w:left="720" w:hanging="360"/>
+      </w:pPr>
+    </w:lvl>
+    <w:lvl w:ilvl="1" w:tentative="1">
+      <w:start w:val="1"/>
+      <w:numFmt w:val="decimal"/>
+      <w:lvlText w:val="%2."/>
+      <w:lvlJc w:val="left"/>
+      <w:pPr>
+        <w:tabs>
+          <w:tab w:val="num" w:pos="1440"/>
+        </w:tabs>
+        <w:ind w:left="1440" w:hanging="360"/>
+      </w:pPr>
+    </w:lvl>
+    <w:lvl w:ilvl="2" w:tentative="1">
+      <w:start w:val="1"/>
+      <w:numFmt w:val="decimal"/>
+      <w:lvlText w:val="%3."/>
+      <w:lvlJc w:val="left"/>
+      <w:pPr>
+        <w:tabs>
+          <w:tab w:val="num" w:pos="2160"/>
+        </w:tabs>
+        <w:ind w:left="2160" w:hanging="360"/>
+      </w:pPr>
+    </w:lvl>
+    <w:lvl w:ilvl="3" w:tentative="1">
+      <w:start w:val="1"/>
+      <w:numFmt w:val="decimal"/>
+      <w:lvlText w:val="%4."/>
+      <w:lvlJc w:val="left"/>
+      <w:pPr>
+        <w:tabs>
+          <w:tab w:val="num" w:pos="2880"/>
+        </w:tabs>
+        <w:ind w:left="2880" w:hanging="360"/>
+      </w:pPr>
+    </w:lvl>
+    <w:lvl w:ilvl="4" w:tentative="1">
+      <w:start w:val="1"/>
+      <w:numFmt w:val="decimal"/>
+      <w:lvlText w:val="%5."/>
+      <w:lvlJc w:val="left"/>
+      <w:pPr>
+        <w:tabs>
+          <w:tab w:val="num" w:pos="3600"/>
+        </w:tabs>
+        <w:ind w:left="3600" w:hanging="360"/>
+      </w:pPr>
+    </w:lvl>
+    <w:lvl w:ilvl="5" w:tentative="1">
+      <w:start w:val="1"/>
+      <w:numFmt w:val="decimal"/>
+      <w:lvlText w:val="%6."/>
+      <w:lvlJc w:val="left"/>
+      <w:pPr>
+        <w:tabs>
+          <w:tab w:val="num" w:pos="4320"/>
+        </w:tabs>
+        <w:ind w:left="4320" w:hanging="360"/>
+      </w:pPr>
+    </w:lvl>
+    <w:lvl w:ilvl="6" w:tentative="1">
+      <w:start w:val="1"/>
+      <w:numFmt w:val="decimal"/>
+      <w:lvlText w:val="%7."/>
+      <w:lvlJc w:val="left"/>
+      <w:pPr>
+        <w:tabs>
+          <w:tab w:val="num" w:pos="5040"/>
+        </w:tabs>
+        <w:ind w:left="5040" w:hanging="360"/>
+      </w:pPr>
+    </w:lvl>
+    <w:lvl w:ilvl="7" w:tentative="1">
+      <w:start w:val="1"/>
+      <w:numFmt w:val="decimal"/>
+      <w:lvlText w:val="%8."/>
+      <w:lvlJc w:val="left"/>
+      <w:pPr>
+        <w:tabs>
+          <w:tab w:val="num" w:pos="5760"/>
+        </w:tabs>
+        <w:ind w:left="5760" w:hanging="360"/>
+      </w:pPr>
+    </w:lvl>
+    <w:lvl w:ilvl="8" w:tentative="1">
+      <w:start w:val="1"/>
+      <w:numFmt w:val="decimal"/>
+      <w:lvlText w:val="%9."/>
+      <w:lvlJc w:val="left"/>
+      <w:pPr>
+        <w:tabs>
+          <w:tab w:val="num" w:pos="6480"/>
+        </w:tabs>
+        <w:ind w:left="6480" w:hanging="360"/>
+      </w:pPr>
+    </w:lvl>
+  </w:abstractNum>
+  <w:abstractNum w:abstractNumId="3" w15:restartNumberingAfterBreak="0">
+    <w:nsid w:val="2A9C4D91"/>
+    <w:multiLevelType w:val="multilevel"/>
+    <w:tmpl w:val="0A7228E4"/>
+    <w:lvl w:ilvl="0">
+      <w:start w:val="1"/>
+      <w:numFmt w:val="bullet"/>
+      <w:lvlText w:val=""/>
+      <w:lvlJc w:val="left"/>
+      <w:pPr>
+        <w:tabs>
+          <w:tab w:val="num" w:pos="720"/>
+        </w:tabs>
+        <w:ind w:left="720" w:hanging="360"/>
+      </w:pPr>
+      <w:rPr>
+        <w:rFonts w:ascii="Symbol" w:hAnsi="Symbol" w:hint="default"/>
+        <w:sz w:val="20"/>
+      </w:rPr>
+    </w:lvl>
+    <w:lvl w:ilvl="1" w:tentative="1">
+      <w:start w:val="1"/>
+      <w:numFmt w:val="bullet"/>
+      <w:lvlText w:val="o"/>
+      <w:lvlJc w:val="left"/>
+      <w:pPr>
+        <w:tabs>
+          <w:tab w:val="num" w:pos="1440"/>
+        </w:tabs>
+        <w:ind w:left="1440" w:hanging="360"/>
+      </w:pPr>
+      <w:rPr>
+        <w:rFonts w:ascii="Courier New" w:hAnsi="Courier New" w:hint="default"/>
+        <w:sz w:val="20"/>
+      </w:rPr>
+    </w:lvl>
+    <w:lvl w:ilvl="2" w:tentative="1">
+      <w:start w:val="1"/>
+      <w:numFmt w:val="bullet"/>
+      <w:lvlText w:val=""/>
+      <w:lvlJc w:val="left"/>
+      <w:pPr>
+        <w:tabs>
+          <w:tab w:val="num" w:pos="2160"/>
+        </w:tabs>
+        <w:ind w:left="2160" w:hanging="360"/>
+      </w:pPr>
+      <w:rPr>
+        <w:rFonts w:ascii="Wingdings" w:hAnsi="Wingdings" w:hint="default"/>
+        <w:sz w:val="20"/>
+      </w:rPr>
+    </w:lvl>
+    <w:lvl w:ilvl="3" w:tentative="1">
+      <w:start w:val="1"/>
+      <w:numFmt w:val="bullet"/>
+      <w:lvlText w:val=""/>
+      <w:lvlJc w:val="left"/>
+      <w:pPr>
+        <w:tabs>
+          <w:tab w:val="num" w:pos="2880"/>
+        </w:tabs>
+        <w:ind w:left="2880" w:hanging="360"/>
+      </w:pPr>
+      <w:rPr>
+        <w:rFonts w:ascii="Wingdings" w:hAnsi="Wingdings" w:hint="default"/>
+        <w:sz w:val="20"/>
+      </w:rPr>
+    </w:lvl>
+    <w:lvl w:ilvl="4" w:tentative="1">
+      <w:start w:val="1"/>
+      <w:numFmt w:val="bullet"/>
+      <w:lvlText w:val=""/>
+      <w:lvlJc w:val="left"/>
+      <w:pPr>
+        <w:tabs>
+          <w:tab w:val="num" w:pos="3600"/>
+        </w:tabs>
+        <w:ind w:left="3600" w:hanging="360"/>
+      </w:pPr>
+      <w:rPr>
+        <w:rFonts w:ascii="Wingdings" w:hAnsi="Wingdings" w:hint="default"/>
+        <w:sz w:val="20"/>
+      </w:rPr>
+    </w:lvl>
+    <w:lvl w:ilvl="5" w:tentative="1">
+      <w:start w:val="1"/>
+      <w:numFmt w:val="bullet"/>
+      <w:lvlText w:val=""/>
+      <w:lvlJc w:val="left"/>
+      <w:pPr>
+        <w:tabs>
+          <w:tab w:val="num" w:pos="4320"/>
+        </w:tabs>
+        <w:ind w:left="4320" w:hanging="360"/>
+      </w:pPr>
+      <w:rPr>
+        <w:rFonts w:ascii="Wingdings" w:hAnsi="Wingdings" w:hint="default"/>
+        <w:sz w:val="20"/>
+      </w:rPr>
+    </w:lvl>
+    <w:lvl w:ilvl="6" w:tentative="1">
+      <w:start w:val="1"/>
+      <w:numFmt w:val="bullet"/>
+      <w:lvlText w:val=""/>
+      <w:lvlJc w:val="left"/>
+      <w:pPr>
+        <w:tabs>
+          <w:tab w:val="num" w:pos="5040"/>
+        </w:tabs>
+        <w:ind w:left="5040" w:hanging="360"/>
+      </w:pPr>
+      <w:rPr>
+        <w:rFonts w:ascii="Wingdings" w:hAnsi="Wingdings" w:hint="default"/>
+        <w:sz w:val="20"/>
+      </w:rPr>
+    </w:lvl>
+    <w:lvl w:ilvl="7" w:tentative="1">
+      <w:start w:val="1"/>
+      <w:numFmt w:val="bullet"/>
+      <w:lvlText w:val=""/>
+      <w:lvlJc w:val="left"/>
+      <w:pPr>
+        <w:tabs>
+          <w:tab w:val="num" w:pos="5760"/>
+        </w:tabs>
+        <w:ind w:left="5760" w:hanging="360"/>
+      </w:pPr>
+      <w:rPr>
+        <w:rFonts w:ascii="Wingdings" w:hAnsi="Wingdings" w:hint="default"/>
+        <w:sz w:val="20"/>
+      </w:rPr>
+    </w:lvl>
+    <w:lvl w:ilvl="8" w:tentative="1">
+      <w:start w:val="1"/>
+      <w:numFmt w:val="bullet"/>
+      <w:lvlText w:val=""/>
+      <w:lvlJc w:val="left"/>
+      <w:pPr>
+        <w:tabs>
+          <w:tab w:val="num" w:pos="6480"/>
+        </w:tabs>
+        <w:ind w:left="6480" w:hanging="360"/>
+      </w:pPr>
+      <w:rPr>
+        <w:rFonts w:ascii="Wingdings" w:hAnsi="Wingdings" w:hint="default"/>
+        <w:sz w:val="20"/>
+      </w:rPr>
+    </w:lvl>
+  </w:abstractNum>
+  <w:abstractNum w:abstractNumId="4" w15:restartNumberingAfterBreak="0">
+    <w:nsid w:val="43113330"/>
+    <w:multiLevelType w:val="multilevel"/>
+    <w:tmpl w:val="0DD4E46A"/>
+    <w:lvl w:ilvl="0">
+      <w:start w:val="1"/>
+      <w:numFmt w:val="bullet"/>
+      <w:lvlText w:val=""/>
+      <w:lvlJc w:val="left"/>
+      <w:pPr>
+        <w:tabs>
+          <w:tab w:val="num" w:pos="720"/>
+        </w:tabs>
+        <w:ind w:left="720" w:hanging="360"/>
+      </w:pPr>
+      <w:rPr>
+        <w:rFonts w:ascii="Symbol" w:hAnsi="Symbol" w:hint="default"/>
+        <w:sz w:val="20"/>
+      </w:rPr>
+    </w:lvl>
+    <w:lvl w:ilvl="1" w:tentative="1">
+      <w:start w:val="1"/>
+      <w:numFmt w:val="bullet"/>
+      <w:lvlText w:val="o"/>
+      <w:lvlJc w:val="left"/>
+      <w:pPr>
+        <w:tabs>
+          <w:tab w:val="num" w:pos="1440"/>
+        </w:tabs>
+        <w:ind w:left="1440" w:hanging="360"/>
+      </w:pPr>
+      <w:rPr>
+        <w:rFonts w:ascii="Courier New" w:hAnsi="Courier New" w:hint="default"/>
+        <w:sz w:val="20"/>
+      </w:rPr>
+    </w:lvl>
+    <w:lvl w:ilvl="2" w:tentative="1">
+      <w:start w:val="1"/>
+      <w:numFmt w:val="bullet"/>
+      <w:lvlText w:val=""/>
+      <w:lvlJc w:val="left"/>
+      <w:pPr>
+        <w:tabs>
+          <w:tab w:val="num" w:pos="2160"/>
+        </w:tabs>
+        <w:ind w:left="2160" w:hanging="360"/>
+      </w:pPr>
+      <w:rPr>
+        <w:rFonts w:ascii="Wingdings" w:hAnsi="Wingdings" w:hint="default"/>
+        <w:sz w:val="20"/>
+      </w:rPr>
+    </w:lvl>
+    <w:lvl w:ilvl="3" w:tentative="1">
+      <w:start w:val="1"/>
+      <w:numFmt w:val="bullet"/>
+      <w:lvlText w:val=""/>
+      <w:lvlJc w:val="left"/>
+      <w:pPr>
+        <w:tabs>
+          <w:tab w:val="num" w:pos="2880"/>
+        </w:tabs>
+        <w:ind w:left="2880" w:hanging="360"/>
+      </w:pPr>
+      <w:rPr>
+        <w:rFonts w:ascii="Wingdings" w:hAnsi="Wingdings" w:hint="default"/>
+        <w:sz w:val="20"/>
+      </w:rPr>
+    </w:lvl>
+    <w:lvl w:ilvl="4" w:tentative="1">
+      <w:start w:val="1"/>
+      <w:numFmt w:val="bullet"/>
+      <w:lvlText w:val=""/>
+      <w:lvlJc w:val="left"/>
+      <w:pPr>
+        <w:tabs>
+          <w:tab w:val="num" w:pos="3600"/>
+        </w:tabs>
+        <w:ind w:left="3600" w:hanging="360"/>
+      </w:pPr>
+      <w:rPr>
+        <w:rFonts w:ascii="Wingdings" w:hAnsi="Wingdings" w:hint="default"/>
+        <w:sz w:val="20"/>
+      </w:rPr>
+    </w:lvl>
+    <w:lvl w:ilvl="5" w:tentative="1">
+      <w:start w:val="1"/>
+      <w:numFmt w:val="bullet"/>
+      <w:lvlText w:val=""/>
+      <w:lvlJc w:val="left"/>
+      <w:pPr>
+        <w:tabs>
+          <w:tab w:val="num" w:pos="4320"/>
+        </w:tabs>
+        <w:ind w:left="4320" w:hanging="360"/>
+      </w:pPr>
+      <w:rPr>
+        <w:rFonts w:ascii="Wingdings" w:hAnsi="Wingdings" w:hint="default"/>
+        <w:sz w:val="20"/>
+      </w:rPr>
+    </w:lvl>
+    <w:lvl w:ilvl="6" w:tentative="1">
+      <w:start w:val="1"/>
+      <w:numFmt w:val="bullet"/>
+      <w:lvlText w:val=""/>
+      <w:lvlJc w:val="left"/>
+      <w:pPr>
+        <w:tabs>
+          <w:tab w:val="num" w:pos="5040"/>
+        </w:tabs>
+        <w:ind w:left="5040" w:hanging="360"/>
+      </w:pPr>
+      <w:rPr>
+        <w:rFonts w:ascii="Wingdings" w:hAnsi="Wingdings" w:hint="default"/>
+        <w:sz w:val="20"/>
+      </w:rPr>
+    </w:lvl>
+    <w:lvl w:ilvl="7" w:tentative="1">
+      <w:start w:val="1"/>
+      <w:numFmt w:val="bullet"/>
+      <w:lvlText w:val=""/>
+      <w:lvlJc w:val="left"/>
+      <w:pPr>
+        <w:tabs>
+          <w:tab w:val="num" w:pos="5760"/>
+        </w:tabs>
+        <w:ind w:left="5760" w:hanging="360"/>
+      </w:pPr>
+      <w:rPr>
+        <w:rFonts w:ascii="Wingdings" w:hAnsi="Wingdings" w:hint="default"/>
+        <w:sz w:val="20"/>
+      </w:rPr>
+    </w:lvl>
+    <w:lvl w:ilvl="8" w:tentative="1">
+      <w:start w:val="1"/>
+      <w:numFmt w:val="bullet"/>
+      <w:lvlText w:val=""/>
+      <w:lvlJc w:val="left"/>
+      <w:pPr>
+        <w:tabs>
+          <w:tab w:val="num" w:pos="6480"/>
+        </w:tabs>
+        <w:ind w:left="6480" w:hanging="360"/>
+      </w:pPr>
+      <w:rPr>
+        <w:rFonts w:ascii="Wingdings" w:hAnsi="Wingdings" w:hint="default"/>
+        <w:sz w:val="20"/>
+      </w:rPr>
+    </w:lvl>
+  </w:abstractNum>
+  <w:abstractNum w:abstractNumId="5" w15:restartNumberingAfterBreak="0">
+    <w:nsid w:val="50E650AF"/>
+    <w:multiLevelType w:val="multilevel"/>
+    <w:tmpl w:val="278A545A"/>
+    <w:lvl w:ilvl="0">
+      <w:start w:val="1"/>
+      <w:numFmt w:val="bullet"/>
+      <w:lvlText w:val=""/>
+      <w:lvlJc w:val="left"/>
+      <w:pPr>
+        <w:tabs>
+          <w:tab w:val="num" w:pos="720"/>
+        </w:tabs>
+        <w:ind w:left="720" w:hanging="360"/>
+      </w:pPr>
+      <w:rPr>
+        <w:rFonts w:ascii="Symbol" w:hAnsi="Symbol" w:hint="default"/>
+        <w:sz w:val="20"/>
+      </w:rPr>
+    </w:lvl>
+    <w:lvl w:ilvl="1" w:tentative="1">
+      <w:start w:val="1"/>
+      <w:numFmt w:val="bullet"/>
+      <w:lvlText w:val="o"/>
+      <w:lvlJc w:val="left"/>
+      <w:pPr>
+        <w:tabs>
+          <w:tab w:val="num" w:pos="1440"/>
+        </w:tabs>
+        <w:ind w:left="1440" w:hanging="360"/>
+      </w:pPr>
+      <w:rPr>
+        <w:rFonts w:ascii="Courier New" w:hAnsi="Courier New" w:hint="default"/>
+        <w:sz w:val="20"/>
+      </w:rPr>
+    </w:lvl>
+    <w:lvl w:ilvl="2" w:tentative="1">
+      <w:start w:val="1"/>
+      <w:numFmt w:val="bullet"/>
+      <w:lvlText w:val=""/>
+      <w:lvlJc w:val="left"/>
+      <w:pPr>
+        <w:tabs>
+          <w:tab w:val="num" w:pos="2160"/>
+        </w:tabs>
+        <w:ind w:left="2160" w:hanging="360"/>
+      </w:pPr>
+      <w:rPr>
+        <w:rFonts w:ascii="Wingdings" w:hAnsi="Wingdings" w:hint="default"/>
+        <w:sz w:val="20"/>
+      </w:rPr>
+    </w:lvl>
+    <w:lvl w:ilvl="3" w:tentative="1">
+      <w:start w:val="1"/>
+      <w:numFmt w:val="bullet"/>
+      <w:lvlText w:val=""/>
+      <w:lvlJc w:val="left"/>
+      <w:pPr>
+        <w:tabs>
+          <w:tab w:val="num" w:pos="2880"/>
+        </w:tabs>
+        <w:ind w:left="2880" w:hanging="360"/>
+      </w:pPr>
+      <w:rPr>
+        <w:rFonts w:ascii="Wingdings" w:hAnsi="Wingdings" w:hint="default"/>
+        <w:sz w:val="20"/>
+      </w:rPr>
+    </w:lvl>
+    <w:lvl w:ilvl="4" w:tentative="1">
+      <w:start w:val="1"/>
+      <w:numFmt w:val="bullet"/>
+      <w:lvlText w:val=""/>
+      <w:lvlJc w:val="left"/>
+      <w:pPr>
+        <w:tabs>
+          <w:tab w:val="num" w:pos="3600"/>
+        </w:tabs>
+        <w:ind w:left="3600" w:hanging="360"/>
+      </w:pPr>
+      <w:rPr>
+        <w:rFonts w:ascii="Wingdings" w:hAnsi="Wingdings" w:hint="default"/>
+        <w:sz w:val="20"/>
+      </w:rPr>
+    </w:lvl>
+    <w:lvl w:ilvl="5" w:tentative="1">
+      <w:start w:val="1"/>
+      <w:numFmt w:val="bullet"/>
+      <w:lvlText w:val=""/>
+      <w:lvlJc w:val="left"/>
+      <w:pPr>
+        <w:tabs>
+          <w:tab w:val="num" w:pos="4320"/>
+        </w:tabs>
+        <w:ind w:left="4320" w:hanging="360"/>
+      </w:pPr>
+      <w:rPr>
+        <w:rFonts w:ascii="Wingdings" w:hAnsi="Wingdings" w:hint="default"/>
+        <w:sz w:val="20"/>
+      </w:rPr>
+    </w:lvl>
+    <w:lvl w:ilvl="6" w:tentative="1">
+      <w:start w:val="1"/>
+      <w:numFmt w:val="bullet"/>
+      <w:lvlText w:val=""/>
+      <w:lvlJc w:val="left"/>
+      <w:pPr>
+        <w:tabs>
+          <w:tab w:val="num" w:pos="5040"/>
+        </w:tabs>
+        <w:ind w:left="5040" w:hanging="360"/>
+      </w:pPr>
+      <w:rPr>
+        <w:rFonts w:ascii="Wingdings" w:hAnsi="Wingdings" w:hint="default"/>
+        <w:sz w:val="20"/>
+      </w:rPr>
+    </w:lvl>
+    <w:lvl w:ilvl="7" w:tentative="1">
+      <w:start w:val="1"/>
+      <w:numFmt w:val="bullet"/>
+      <w:lvlText w:val=""/>
+      <w:lvlJc w:val="left"/>
+      <w:pPr>
+        <w:tabs>
+          <w:tab w:val="num" w:pos="5760"/>
+        </w:tabs>
+        <w:ind w:left="5760" w:hanging="360"/>
+      </w:pPr>
+      <w:rPr>
+        <w:rFonts w:ascii="Wingdings" w:hAnsi="Wingdings" w:hint="default"/>
+        <w:sz w:val="20"/>
+      </w:rPr>
+    </w:lvl>
+    <w:lvl w:ilvl="8" w:tentative="1">
+      <w:start w:val="1"/>
+      <w:numFmt w:val="bullet"/>
+      <w:lvlText w:val=""/>
+      <w:lvlJc w:val="left"/>
+      <w:pPr>
+        <w:tabs>
+          <w:tab w:val="num" w:pos="6480"/>
+        </w:tabs>
+        <w:ind w:left="6480" w:hanging="360"/>
+      </w:pPr>
+      <w:rPr>
+        <w:rFonts w:ascii="Wingdings" w:hAnsi="Wingdings" w:hint="default"/>
+        <w:sz w:val="20"/>
+      </w:rPr>
+    </w:lvl>
+  </w:abstractNum>
+  <w:abstractNum w:abstractNumId="6" w15:restartNumberingAfterBreak="0">
+    <w:nsid w:val="5A194BFE"/>
+    <w:multiLevelType w:val="multilevel"/>
+    <w:tmpl w:val="0F381E9E"/>
+    <w:lvl w:ilvl="0">
+      <w:start w:val="1"/>
+      <w:numFmt w:val="bullet"/>
+      <w:lvlText w:val=""/>
+      <w:lvlJc w:val="left"/>
+      <w:pPr>
+        <w:tabs>
+          <w:tab w:val="num" w:pos="720"/>
+        </w:tabs>
+        <w:ind w:left="720" w:hanging="360"/>
+      </w:pPr>
+      <w:rPr>
+        <w:rFonts w:ascii="Symbol" w:hAnsi="Symbol" w:hint="default"/>
+        <w:sz w:val="20"/>
+      </w:rPr>
+    </w:lvl>
+    <w:lvl w:ilvl="1" w:tentative="1">
+      <w:start w:val="1"/>
+      <w:numFmt w:val="bullet"/>
+      <w:lvlText w:val="o"/>
+      <w:lvlJc w:val="left"/>
+      <w:pPr>
+        <w:tabs>
+          <w:tab w:val="num" w:pos="1440"/>
+        </w:tabs>
+        <w:ind w:left="1440" w:hanging="360"/>
+      </w:pPr>
+      <w:rPr>
+        <w:rFonts w:ascii="Courier New" w:hAnsi="Courier New" w:hint="default"/>
+        <w:sz w:val="20"/>
+      </w:rPr>
+    </w:lvl>
+    <w:lvl w:ilvl="2" w:tentative="1">
+      <w:start w:val="1"/>
+      <w:numFmt w:val="bullet"/>
+      <w:lvlText w:val=""/>
+      <w:lvlJc w:val="left"/>
+      <w:pPr>
+        <w:tabs>
+          <w:tab w:val="num" w:pos="2160"/>
+        </w:tabs>
+        <w:ind w:left="2160" w:hanging="360"/>
+      </w:pPr>
+      <w:rPr>
+        <w:rFonts w:ascii="Wingdings" w:hAnsi="Wingdings" w:hint="default"/>
+        <w:sz w:val="20"/>
+      </w:rPr>
+    </w:lvl>
+    <w:lvl w:ilvl="3" w:tentative="1">
+      <w:start w:val="1"/>
+      <w:numFmt w:val="bullet"/>
+      <w:lvlText w:val=""/>
+      <w:lvlJc w:val="left"/>
+      <w:pPr>
+        <w:tabs>
+          <w:tab w:val="num" w:pos="2880"/>
+        </w:tabs>
+        <w:ind w:left="2880" w:hanging="360"/>
+      </w:pPr>
+      <w:rPr>
+        <w:rFonts w:ascii="Wingdings" w:hAnsi="Wingdings" w:hint="default"/>
+        <w:sz w:val="20"/>
+      </w:rPr>
+    </w:lvl>
+    <w:lvl w:ilvl="4" w:tentative="1">
+      <w:start w:val="1"/>
+      <w:numFmt w:val="bullet"/>
+      <w:lvlText w:val=""/>
+      <w:lvlJc w:val="left"/>
+      <w:pPr>
+        <w:tabs>
+          <w:tab w:val="num" w:pos="3600"/>
+        </w:tabs>
+        <w:ind w:left="3600" w:hanging="360"/>
+      </w:pPr>
+      <w:rPr>
+        <w:rFonts w:ascii="Wingdings" w:hAnsi="Wingdings" w:hint="default"/>
+        <w:sz w:val="20"/>
+      </w:rPr>
+    </w:lvl>
+    <w:lvl w:ilvl="5" w:tentative="1">
+      <w:start w:val="1"/>
+      <w:numFmt w:val="bullet"/>
+      <w:lvlText w:val=""/>
+      <w:lvlJc w:val="left"/>
+      <w:pPr>
+        <w:tabs>
+          <w:tab w:val="num" w:pos="4320"/>
+        </w:tabs>
+        <w:ind w:left="4320" w:hanging="360"/>
+      </w:pPr>
+      <w:rPr>
+        <w:rFonts w:ascii="Wingdings" w:hAnsi="Wingdings" w:hint="default"/>
+        <w:sz w:val="20"/>
+      </w:rPr>
+    </w:lvl>
+    <w:lvl w:ilvl="6" w:tentative="1">
+      <w:start w:val="1"/>
+      <w:numFmt w:val="bullet"/>
+      <w:lvlText w:val=""/>
+      <w:lvlJc w:val="left"/>
+      <w:pPr>
+        <w:tabs>
+          <w:tab w:val="num" w:pos="5040"/>
+        </w:tabs>
+        <w:ind w:left="5040" w:hanging="360"/>
+      </w:pPr>
+      <w:rPr>
+        <w:rFonts w:ascii="Wingdings" w:hAnsi="Wingdings" w:hint="default"/>
+        <w:sz w:val="20"/>
+      </w:rPr>
+    </w:lvl>
+    <w:lvl w:ilvl="7" w:tentative="1">
+      <w:start w:val="1"/>
+      <w:numFmt w:val="bullet"/>
+      <w:lvlText w:val=""/>
+      <w:lvlJc w:val="left"/>
+      <w:pPr>
+        <w:tabs>
+          <w:tab w:val="num" w:pos="5760"/>
+        </w:tabs>
+        <w:ind w:left="5760" w:hanging="360"/>
+      </w:pPr>
+      <w:rPr>
+        <w:rFonts w:ascii="Wingdings" w:hAnsi="Wingdings" w:hint="default"/>
+        <w:sz w:val="20"/>
+      </w:rPr>
+    </w:lvl>
+    <w:lvl w:ilvl="8" w:tentative="1">
+      <w:start w:val="1"/>
+      <w:numFmt w:val="bullet"/>
+      <w:lvlText w:val=""/>
+      <w:lvlJc w:val="left"/>
+      <w:pPr>
+        <w:tabs>
+          <w:tab w:val="num" w:pos="6480"/>
+        </w:tabs>
+        <w:ind w:left="6480" w:hanging="360"/>
+      </w:pPr>
+      <w:rPr>
+        <w:rFonts w:ascii="Wingdings" w:hAnsi="Wingdings" w:hint="default"/>
+        <w:sz w:val="20"/>
+      </w:rPr>
+    </w:lvl>
+  </w:abstractNum>
+  <w:abstractNum w:abstractNumId="7" w15:restartNumberingAfterBreak="0">
+    <w:nsid w:val="72115724"/>
+    <w:multiLevelType w:val="multilevel"/>
+    <w:tmpl w:val="8B9435B0"/>
+    <w:lvl w:ilvl="0">
+      <w:start w:val="1"/>
+      <w:numFmt w:val="bullet"/>
+      <w:lvlText w:val=""/>
+      <w:lvlJc w:val="left"/>
+      <w:pPr>
+        <w:tabs>
+          <w:tab w:val="num" w:pos="720"/>
+        </w:tabs>
+        <w:ind w:left="720" w:hanging="360"/>
+      </w:pPr>
+      <w:rPr>
+        <w:rFonts w:ascii="Symbol" w:hAnsi="Symbol" w:hint="default"/>
+        <w:sz w:val="20"/>
+      </w:rPr>
+    </w:lvl>
+    <w:lvl w:ilvl="1" w:tentative="1">
+      <w:start w:val="1"/>
+      <w:numFmt w:val="bullet"/>
+      <w:lvlText w:val="o"/>
+      <w:lvlJc w:val="left"/>
+      <w:pPr>
+        <w:tabs>
+          <w:tab w:val="num" w:pos="1440"/>
+        </w:tabs>
+        <w:ind w:left="1440" w:hanging="360"/>
+      </w:pPr>
+      <w:rPr>
+        <w:rFonts w:ascii="Courier New" w:hAnsi="Courier New" w:hint="default"/>
+        <w:sz w:val="20"/>
+      </w:rPr>
+    </w:lvl>
+    <w:lvl w:ilvl="2" w:tentative="1">
+      <w:start w:val="1"/>
+      <w:numFmt w:val="bullet"/>
+      <w:lvlText w:val=""/>
+      <w:lvlJc w:val="left"/>
+      <w:pPr>
+        <w:tabs>
+          <w:tab w:val="num" w:pos="2160"/>
+        </w:tabs>
+        <w:ind w:left="2160" w:hanging="360"/>
+      </w:pPr>
+      <w:rPr>
+        <w:rFonts w:ascii="Wingdings" w:hAnsi="Wingdings" w:hint="default"/>
+        <w:sz w:val="20"/>
+      </w:rPr>
+    </w:lvl>
+    <w:lvl w:ilvl="3" w:tentative="1">
+      <w:start w:val="1"/>
+      <w:numFmt w:val="bullet"/>
+      <w:lvlText w:val=""/>
+      <w:lvlJc w:val="left"/>
+      <w:pPr>
+        <w:tabs>
+          <w:tab w:val="num" w:pos="2880"/>
+        </w:tabs>
+        <w:ind w:left="2880" w:hanging="360"/>
+      </w:pPr>
+      <w:rPr>
+        <w:rFonts w:ascii="Wingdings" w:hAnsi="Wingdings" w:hint="default"/>
+        <w:sz w:val="20"/>
+      </w:rPr>
+    </w:lvl>
+    <w:lvl w:ilvl="4" w:tentative="1">
+      <w:start w:val="1"/>
+      <w:numFmt w:val="bullet"/>
+      <w:lvlText w:val=""/>
+      <w:lvlJc w:val="left"/>
+      <w:pPr>
+        <w:tabs>
+          <w:tab w:val="num" w:pos="3600"/>
+        </w:tabs>
+        <w:ind w:left="3600" w:hanging="360"/>
+      </w:pPr>
+      <w:rPr>
+        <w:rFonts w:ascii="Wingdings" w:hAnsi="Wingdings" w:hint="default"/>
+        <w:sz w:val="20"/>
+      </w:rPr>
+    </w:lvl>
+    <w:lvl w:ilvl="5" w:tentative="1">
+      <w:start w:val="1"/>
+      <w:numFmt w:val="bullet"/>
+      <w:lvlText w:val=""/>
+      <w:lvlJc w:val="left"/>
+      <w:pPr>
+        <w:tabs>
+          <w:tab w:val="num" w:pos="4320"/>
+        </w:tabs>
+        <w:ind w:left="4320" w:hanging="360"/>
+      </w:pPr>
+      <w:rPr>
+        <w:rFonts w:ascii="Wingdings" w:hAnsi="Wingdings" w:hint="default"/>
+        <w:sz w:val="20"/>
+      </w:rPr>
+    </w:lvl>
+    <w:lvl w:ilvl="6" w:tentative="1">
+      <w:start w:val="1"/>
+      <w:numFmt w:val="bullet"/>
+      <w:lvlText w:val=""/>
+      <w:lvlJc w:val="left"/>
+      <w:pPr>
+        <w:tabs>
+          <w:tab w:val="num" w:pos="5040"/>
+        </w:tabs>
+        <w:ind w:left="5040" w:hanging="360"/>
+      </w:pPr>
+      <w:rPr>
+        <w:rFonts w:ascii="Wingdings" w:hAnsi="Wingdings" w:hint="default"/>
+        <w:sz w:val="20"/>
+      </w:rPr>
+    </w:lvl>
+    <w:lvl w:ilvl="7" w:tentative="1">
+      <w:start w:val="1"/>
+      <w:numFmt w:val="bullet"/>
+      <w:lvlText w:val=""/>
+      <w:lvlJc w:val="left"/>
+      <w:pPr>
+        <w:tabs>
+          <w:tab w:val="num" w:pos="5760"/>
+        </w:tabs>
+        <w:ind w:left="5760" w:hanging="360"/>
+      </w:pPr>
+      <w:rPr>
+        <w:rFonts w:ascii="Wingdings" w:hAnsi="Wingdings" w:hint="default"/>
+        <w:sz w:val="20"/>
+      </w:rPr>
+    </w:lvl>
+    <w:lvl w:ilvl="8" w:tentative="1">
+      <w:start w:val="1"/>
+      <w:numFmt w:val="bullet"/>
+      <w:lvlText w:val=""/>
+      <w:lvlJc w:val="left"/>
+      <w:pPr>
+        <w:tabs>
+          <w:tab w:val="num" w:pos="6480"/>
+        </w:tabs>
+        <w:ind w:left="6480" w:hanging="360"/>
+      </w:pPr>
+      <w:rPr>
+        <w:rFonts w:ascii="Wingdings" w:hAnsi="Wingdings" w:hint="default"/>
+        <w:sz w:val="20"/>
+      </w:rPr>
+    </w:lvl>
+  </w:abstractNum>
+  <w:abstractNum w:abstractNumId="8" w15:restartNumberingAfterBreak="0">
+    <w:nsid w:val="74802CFF"/>
+    <w:multiLevelType w:val="multilevel"/>
+    <w:tmpl w:val="D182E3BA"/>
+    <w:lvl w:ilvl="0">
+      <w:start w:val="1"/>
+      <w:numFmt w:val="bullet"/>
+      <w:lvlText w:val=""/>
+      <w:lvlJc w:val="left"/>
+      <w:pPr>
+        <w:tabs>
+          <w:tab w:val="num" w:pos="720"/>
+        </w:tabs>
+        <w:ind w:left="720" w:hanging="360"/>
+      </w:pPr>
+      <w:rPr>
+        <w:rFonts w:ascii="Symbol" w:hAnsi="Symbol" w:hint="default"/>
+        <w:sz w:val="20"/>
+      </w:rPr>
+    </w:lvl>
+    <w:lvl w:ilvl="1" w:tentative="1">
+      <w:start w:val="1"/>
+      <w:numFmt w:val="bullet"/>
+      <w:lvlText w:val="o"/>
+      <w:lvlJc w:val="left"/>
+      <w:pPr>
+        <w:tabs>
+          <w:tab w:val="num" w:pos="1440"/>
+        </w:tabs>
+        <w:ind w:left="1440" w:hanging="360"/>
+      </w:pPr>
+      <w:rPr>
+        <w:rFonts w:ascii="Courier New" w:hAnsi="Courier New" w:hint="default"/>
+        <w:sz w:val="20"/>
+      </w:rPr>
+    </w:lvl>
+    <w:lvl w:ilvl="2" w:tentative="1">
+      <w:start w:val="1"/>
+      <w:numFmt w:val="bullet"/>
+      <w:lvlText w:val=""/>
+      <w:lvlJc w:val="left"/>
+      <w:pPr>
+        <w:tabs>
+          <w:tab w:val="num" w:pos="2160"/>
+        </w:tabs>
+        <w:ind w:left="2160" w:hanging="360"/>
+      </w:pPr>
+      <w:rPr>
+        <w:rFonts w:ascii="Wingdings" w:hAnsi="Wingdings" w:hint="default"/>
+        <w:sz w:val="20"/>
+      </w:rPr>
+    </w:lvl>
+    <w:lvl w:ilvl="3" w:tentative="1">
+      <w:start w:val="1"/>
+      <w:numFmt w:val="bullet"/>
+      <w:lvlText w:val=""/>
+      <w:lvlJc w:val="left"/>
+      <w:pPr>
+        <w:tabs>
+          <w:tab w:val="num" w:pos="2880"/>
+        </w:tabs>
+        <w:ind w:left="2880" w:hanging="360"/>
+      </w:pPr>
+      <w:rPr>
+        <w:rFonts w:ascii="Wingdings" w:hAnsi="Wingdings" w:hint="default"/>
+        <w:sz w:val="20"/>
+      </w:rPr>
+    </w:lvl>
+    <w:lvl w:ilvl="4" w:tentative="1">
+      <w:start w:val="1"/>
+      <w:numFmt w:val="bullet"/>
+      <w:lvlText w:val=""/>
+      <w:lvlJc w:val="left"/>
+      <w:pPr>
+        <w:tabs>
+          <w:tab w:val="num" w:pos="3600"/>
+        </w:tabs>
+        <w:ind w:left="3600" w:hanging="360"/>
+      </w:pPr>
+      <w:rPr>
+        <w:rFonts w:ascii="Wingdings" w:hAnsi="Wingdings" w:hint="default"/>
+        <w:sz w:val="20"/>
+      </w:rPr>
+    </w:lvl>
+    <w:lvl w:ilvl="5" w:tentative="1">
+      <w:start w:val="1"/>
+      <w:numFmt w:val="bullet"/>
+      <w:lvlText w:val=""/>
+      <w:lvlJc w:val="left"/>
+      <w:pPr>
+        <w:tabs>
+          <w:tab w:val="num" w:pos="4320"/>
+        </w:tabs>
+        <w:ind w:left="4320" w:hanging="360"/>
+      </w:pPr>
+      <w:rPr>
+        <w:rFonts w:ascii="Wingdings" w:hAnsi="Wingdings" w:hint="default"/>
+        <w:sz w:val="20"/>
+      </w:rPr>
+    </w:lvl>
+    <w:lvl w:ilvl="6" w:tentative="1">
+      <w:start w:val="1"/>
+      <w:numFmt w:val="bullet"/>
+      <w:lvlText w:val=""/>
+      <w:lvlJc w:val="left"/>
+      <w:pPr>
+        <w:tabs>
+          <w:tab w:val="num" w:pos="5040"/>
+        </w:tabs>
+        <w:ind w:left="5040" w:hanging="360"/>
+      </w:pPr>
+      <w:rPr>
+        <w:rFonts w:ascii="Wingdings" w:hAnsi="Wingdings" w:hint="default"/>
+        <w:sz w:val="20"/>
+      </w:rPr>
+    </w:lvl>
+    <w:lvl w:ilvl="7" w:tentative="1">
+      <w:start w:val="1"/>
+      <w:numFmt w:val="bullet"/>
+      <w:lvlText w:val=""/>
+      <w:lvlJc w:val="left"/>
+      <w:pPr>
+        <w:tabs>
+          <w:tab w:val="num" w:pos="5760"/>
+        </w:tabs>
+        <w:ind w:left="5760" w:hanging="360"/>
+      </w:pPr>
+      <w:rPr>
+        <w:rFonts w:ascii="Wingdings" w:hAnsi="Wingdings" w:hint="default"/>
+        <w:sz w:val="20"/>
+      </w:rPr>
+    </w:lvl>
+    <w:lvl w:ilvl="8" w:tentative="1">
+      <w:start w:val="1"/>
+      <w:numFmt w:val="bullet"/>
+      <w:lvlText w:val=""/>
+      <w:lvlJc w:val="left"/>
+      <w:pPr>
+        <w:tabs>
+          <w:tab w:val="num" w:pos="6480"/>
+        </w:tabs>
+        <w:ind w:left="6480" w:hanging="360"/>
+      </w:pPr>
+      <w:rPr>
+        <w:rFonts w:ascii="Wingdings" w:hAnsi="Wingdings" w:hint="default"/>
+        <w:sz w:val="20"/>
+      </w:rPr>
+    </w:lvl>
+  </w:abstractNum>
+  <w:abstractNum w:abstractNumId="9" w15:restartNumberingAfterBreak="0">
+    <w:nsid w:val="77C87C08"/>
+    <w:multiLevelType w:val="multilevel"/>
+    <w:tmpl w:val="1980B190"/>
+    <w:lvl w:ilvl="0">
+      <w:start w:val="1"/>
+      <w:numFmt w:val="bullet"/>
+      <w:lvlText w:val=""/>
+      <w:lvlJc w:val="left"/>
+      <w:pPr>
+        <w:tabs>
+          <w:tab w:val="num" w:pos="720"/>
+        </w:tabs>
+        <w:ind w:left="720" w:hanging="360"/>
+      </w:pPr>
+      <w:rPr>
+        <w:rFonts w:ascii="Symbol" w:hAnsi="Symbol" w:hint="default"/>
+        <w:sz w:val="20"/>
+      </w:rPr>
+    </w:lvl>
+    <w:lvl w:ilvl="1" w:tentative="1">
+      <w:start w:val="1"/>
+      <w:numFmt w:val="bullet"/>
+      <w:lvlText w:val="o"/>
+      <w:lvlJc w:val="left"/>
+      <w:pPr>
+        <w:tabs>
+          <w:tab w:val="num" w:pos="1440"/>
+        </w:tabs>
+        <w:ind w:left="1440" w:hanging="360"/>
+      </w:pPr>
+      <w:rPr>
+        <w:rFonts w:ascii="Courier New" w:hAnsi="Courier New" w:hint="default"/>
+        <w:sz w:val="20"/>
+      </w:rPr>
+    </w:lvl>
+    <w:lvl w:ilvl="2" w:tentative="1">
+      <w:start w:val="1"/>
+      <w:numFmt w:val="bullet"/>
+      <w:lvlText w:val=""/>
+      <w:lvlJc w:val="left"/>
+      <w:pPr>
+        <w:tabs>
+          <w:tab w:val="num" w:pos="2160"/>
+        </w:tabs>
+        <w:ind w:left="2160" w:hanging="360"/>
+      </w:pPr>
+      <w:rPr>
+        <w:rFonts w:ascii="Wingdings" w:hAnsi="Wingdings" w:hint="default"/>
+        <w:sz w:val="20"/>
+      </w:rPr>
+    </w:lvl>
+    <w:lvl w:ilvl="3" w:tentative="1">
+      <w:start w:val="1"/>
+      <w:numFmt w:val="bullet"/>
+      <w:lvlText w:val=""/>
+      <w:lvlJc w:val="left"/>
+      <w:pPr>
+        <w:tabs>
+          <w:tab w:val="num" w:pos="2880"/>
+        </w:tabs>
+        <w:ind w:left="2880" w:hanging="360"/>
+      </w:pPr>
+      <w:rPr>
+        <w:rFonts w:ascii="Wingdings" w:hAnsi="Wingdings" w:hint="default"/>
+        <w:sz w:val="20"/>
+      </w:rPr>
+    </w:lvl>
+    <w:lvl w:ilvl="4" w:tentative="1">
+      <w:start w:val="1"/>
+      <w:numFmt w:val="bullet"/>
+      <w:lvlText w:val=""/>
+      <w:lvlJc w:val="left"/>
+      <w:pPr>
+        <w:tabs>
+          <w:tab w:val="num" w:pos="3600"/>
+        </w:tabs>
+        <w:ind w:left="3600" w:hanging="360"/>
+      </w:pPr>
+      <w:rPr>
+        <w:rFonts w:ascii="Wingdings" w:hAnsi="Wingdings" w:hint="default"/>
+        <w:sz w:val="20"/>
+      </w:rPr>
+    </w:lvl>
+    <w:lvl w:ilvl="5" w:tentative="1">
+      <w:start w:val="1"/>
+      <w:numFmt w:val="bullet"/>
+      <w:lvlText w:val=""/>
+      <w:lvlJc w:val="left"/>
+      <w:pPr>
+        <w:tabs>
+          <w:tab w:val="num" w:pos="4320"/>
+        </w:tabs>
+        <w:ind w:left="4320" w:hanging="360"/>
+      </w:pPr>
+      <w:rPr>
+        <w:rFonts w:ascii="Wingdings" w:hAnsi="Wingdings" w:hint="default"/>
+        <w:sz w:val="20"/>
+      </w:rPr>
+    </w:lvl>
+    <w:lvl w:ilvl="6" w:tentative="1">
+      <w:start w:val="1"/>
+      <w:numFmt w:val="bullet"/>
+      <w:lvlText w:val=""/>
+      <w:lvlJc w:val="left"/>
+      <w:pPr>
+        <w:tabs>
+          <w:tab w:val="num" w:pos="5040"/>
+        </w:tabs>
+        <w:ind w:left="5040" w:hanging="360"/>
+      </w:pPr>
+      <w:rPr>
+        <w:rFonts w:ascii="Wingdings" w:hAnsi="Wingdings" w:hint="default"/>
+        <w:sz w:val="20"/>
+      </w:rPr>
+    </w:lvl>
+    <w:lvl w:ilvl="7" w:tentative="1">
+      <w:start w:val="1"/>
+      <w:numFmt w:val="bullet"/>
+      <w:lvlText w:val=""/>
+      <w:lvlJc w:val="left"/>
+      <w:pPr>
+        <w:tabs>
+          <w:tab w:val="num" w:pos="5760"/>
+        </w:tabs>
+        <w:ind w:left="5760" w:hanging="360"/>
+      </w:pPr>
+      <w:rPr>
+        <w:rFonts w:ascii="Wingdings" w:hAnsi="Wingdings" w:hint="default"/>
+        <w:sz w:val="20"/>
+      </w:rPr>
+    </w:lvl>
+    <w:lvl w:ilvl="8" w:tentative="1">
+      <w:start w:val="1"/>
+      <w:numFmt w:val="bullet"/>
+      <w:lvlText w:val=""/>
+      <w:lvlJc w:val="left"/>
+      <w:pPr>
+        <w:tabs>
+          <w:tab w:val="num" w:pos="6480"/>
+        </w:tabs>
+        <w:ind w:left="6480" w:hanging="360"/>
+      </w:pPr>
+      <w:rPr>
+        <w:rFonts w:ascii="Wingdings" w:hAnsi="Wingdings" w:hint="default"/>
+        <w:sz w:val="20"/>
+      </w:rPr>
+    </w:lvl>
+  </w:abstractNum>
+  <w:num w:numId="1" w16cid:durableId="81607935">
+    <w:abstractNumId w:val="8"/>
+  </w:num>
+  <w:num w:numId="2" w16cid:durableId="964847005">
+    <w:abstractNumId w:val="1"/>
+  </w:num>
+  <w:num w:numId="3" w16cid:durableId="238751291">
+    <w:abstractNumId w:val="7"/>
+  </w:num>
+  <w:num w:numId="4" w16cid:durableId="1035931895">
+    <w:abstractNumId w:val="5"/>
+  </w:num>
+  <w:num w:numId="5" w16cid:durableId="303968594">
+    <w:abstractNumId w:val="0"/>
+  </w:num>
+  <w:num w:numId="6" w16cid:durableId="672680681">
+    <w:abstractNumId w:val="4"/>
+  </w:num>
+  <w:num w:numId="7" w16cid:durableId="992561350">
+    <w:abstractNumId w:val="9"/>
+  </w:num>
+  <w:num w:numId="8" w16cid:durableId="407773853">
+    <w:abstractNumId w:val="2"/>
+  </w:num>
+  <w:num w:numId="9" w16cid:durableId="315842017">
+    <w:abstractNumId w:val="3"/>
+  </w:num>
+  <w:num w:numId="10" w16cid:durableId="2053648121">
+    <w:abstractNumId w:val="6"/>
+  </w:num>
+</w:numbering>
 </file>
 
 <file path=word/styles.xml><?xml version="1.0" encoding="utf-8"?>
@@ -621,6 +3733,7 @@
   <w:style w:type="character" w:default="1" w:styleId="DefaultParagraphFont">
     <w:name w:val="Default Paragraph Font"/>
     <w:uiPriority w:val="1"/>
+    <w:semiHidden/>
     <w:unhideWhenUsed/>
   </w:style>
   <w:style w:type="table" w:default="1" w:styleId="TableNormal">
